--- a/Documentos Base/Sprint 7 documentacion/Sprint_07_Retrospectiva_ICARO_V2.docx
+++ b/Documentos Base/Sprint 7 documentacion/Sprint_07_Retrospectiva_ICARO_V2.docx
@@ -208,15 +208,7 @@
                 <w:color w:val="000000"/>
                 <w:sz w:val="20"/>
               </w:rPr>
-              <w:t>30</w:t>
-            </w:r>
-            <w:r>
-              <w:rPr>
-                <w:rFonts w:ascii="Calibri" w:hAnsi="Calibri"/>
-                <w:color w:val="000000"/>
-                <w:sz w:val="20"/>
-              </w:rPr>
-              <w:t>/05/2026</w:t>
+              <w:t>30/05/2026</w:t>
             </w:r>
           </w:p>
         </w:tc>
@@ -446,15 +438,7 @@
                 <w:color w:val="000000"/>
                 <w:sz w:val="20"/>
               </w:rPr>
-              <w:t>30</w:t>
-            </w:r>
-            <w:r>
-              <w:rPr>
-                <w:rFonts w:ascii="Calibri" w:hAnsi="Calibri"/>
-                <w:color w:val="000000"/>
-                <w:sz w:val="20"/>
-              </w:rPr>
-              <w:t>/05/2026</w:t>
+              <w:t>30/05/2026</w:t>
             </w:r>
           </w:p>
         </w:tc>
@@ -508,13 +492,13 @@
         <w:tblLook w:val="04A0" w:firstRow="1" w:lastRow="0" w:firstColumn="1" w:lastColumn="0" w:noHBand="0" w:noVBand="1"/>
       </w:tblPr>
       <w:tblGrid>
-        <w:gridCol w:w="4703"/>
-        <w:gridCol w:w="4703"/>
+        <w:gridCol w:w="3227"/>
+        <w:gridCol w:w="6179"/>
       </w:tblGrid>
       <w:tr>
         <w:tc>
           <w:tcPr>
-            <w:tcW w:w="4703" w:type="dxa"/>
+            <w:tcW w:w="3227" w:type="dxa"/>
             <w:shd w:val="clear" w:color="auto" w:fill="D9E1F2"/>
           </w:tcPr>
           <w:p>
@@ -531,7 +515,7 @@
         </w:tc>
         <w:tc>
           <w:tcPr>
-            <w:tcW w:w="4703" w:type="dxa"/>
+            <w:tcW w:w="6179" w:type="dxa"/>
           </w:tcPr>
           <w:p>
             <w:r>
@@ -548,7 +532,7 @@
       <w:tr>
         <w:tc>
           <w:tcPr>
-            <w:tcW w:w="4703" w:type="dxa"/>
+            <w:tcW w:w="3227" w:type="dxa"/>
             <w:shd w:val="clear" w:color="auto" w:fill="D9E1F2"/>
           </w:tcPr>
           <w:p>
@@ -565,7 +549,7 @@
         </w:tc>
         <w:tc>
           <w:tcPr>
-            <w:tcW w:w="4703" w:type="dxa"/>
+            <w:tcW w:w="6179" w:type="dxa"/>
           </w:tcPr>
           <w:p>
             <w:r>
@@ -582,7 +566,7 @@
       <w:tr>
         <w:tc>
           <w:tcPr>
-            <w:tcW w:w="4703" w:type="dxa"/>
+            <w:tcW w:w="3227" w:type="dxa"/>
             <w:shd w:val="clear" w:color="auto" w:fill="D9E1F2"/>
           </w:tcPr>
           <w:p>
@@ -599,7 +583,7 @@
         </w:tc>
         <w:tc>
           <w:tcPr>
-            <w:tcW w:w="4703" w:type="dxa"/>
+            <w:tcW w:w="6179" w:type="dxa"/>
           </w:tcPr>
           <w:p>
             <w:r>
@@ -632,7 +616,7 @@
       <w:tr>
         <w:tc>
           <w:tcPr>
-            <w:tcW w:w="4703" w:type="dxa"/>
+            <w:tcW w:w="3227" w:type="dxa"/>
             <w:shd w:val="clear" w:color="auto" w:fill="D9E1F2"/>
           </w:tcPr>
           <w:p>
@@ -649,7 +633,7 @@
         </w:tc>
         <w:tc>
           <w:tcPr>
-            <w:tcW w:w="4703" w:type="dxa"/>
+            <w:tcW w:w="6179" w:type="dxa"/>
           </w:tcPr>
           <w:p>
             <w:r>
@@ -666,7 +650,7 @@
       <w:tr>
         <w:tc>
           <w:tcPr>
-            <w:tcW w:w="4703" w:type="dxa"/>
+            <w:tcW w:w="3227" w:type="dxa"/>
             <w:shd w:val="clear" w:color="auto" w:fill="D9E1F2"/>
           </w:tcPr>
           <w:p>
@@ -683,7 +667,7 @@
         </w:tc>
         <w:tc>
           <w:tcPr>
-            <w:tcW w:w="4703" w:type="dxa"/>
+            <w:tcW w:w="6179" w:type="dxa"/>
           </w:tcPr>
           <w:p>
             <w:r>
@@ -700,7 +684,7 @@
       <w:tr>
         <w:tc>
           <w:tcPr>
-            <w:tcW w:w="4703" w:type="dxa"/>
+            <w:tcW w:w="3227" w:type="dxa"/>
             <w:shd w:val="clear" w:color="auto" w:fill="D9E1F2"/>
           </w:tcPr>
           <w:p>
@@ -717,7 +701,7 @@
         </w:tc>
         <w:tc>
           <w:tcPr>
-            <w:tcW w:w="4703" w:type="dxa"/>
+            <w:tcW w:w="6179" w:type="dxa"/>
           </w:tcPr>
           <w:p>
             <w:r>
@@ -1323,14 +1307,7 @@
               <w:rPr>
                 <w:rFonts w:asciiTheme="majorHAnsi" w:hAnsiTheme="majorHAnsi" w:cstheme="majorHAnsi"/>
               </w:rPr>
-              <w:t xml:space="preserve"> emitido </w:t>
-            </w:r>
-            <w:r>
-              <w:rPr>
-                <w:rFonts w:asciiTheme="majorHAnsi" w:hAnsiTheme="majorHAnsi" w:cstheme="majorHAnsi"/>
-              </w:rPr>
-              <w:lastRenderedPageBreak/>
-              <w:t xml:space="preserve">vía </w:t>
+              <w:t xml:space="preserve"> emitido vía </w:t>
             </w:r>
             <w:proofErr w:type="spellStart"/>
             <w:r>
@@ -1393,7 +1370,6 @@
               <w:rPr>
                 <w:rFonts w:asciiTheme="majorHAnsi" w:hAnsiTheme="majorHAnsi" w:cstheme="majorHAnsi"/>
               </w:rPr>
-              <w:lastRenderedPageBreak/>
               <w:t>Sí</w:t>
             </w:r>
           </w:p>
@@ -1415,14 +1391,7 @@
               <w:rPr>
                 <w:rFonts w:asciiTheme="majorHAnsi" w:hAnsiTheme="majorHAnsi" w:cstheme="majorHAnsi"/>
               </w:rPr>
-              <w:t xml:space="preserve">Se verifica emisión del evento para decisiones </w:t>
-            </w:r>
-            <w:r>
-              <w:rPr>
-                <w:rFonts w:asciiTheme="majorHAnsi" w:hAnsiTheme="majorHAnsi" w:cstheme="majorHAnsi"/>
-              </w:rPr>
-              <w:lastRenderedPageBreak/>
-              <w:t xml:space="preserve">APROBADO y RECHAZADO, incluyendo payload con </w:t>
+              <w:t xml:space="preserve">Se verifica emisión del evento para decisiones APROBADO y RECHAZADO, incluyendo payload con </w:t>
             </w:r>
             <w:proofErr w:type="spellStart"/>
             <w:r>
@@ -1439,7 +1408,14 @@
               <w:rPr>
                 <w:rFonts w:asciiTheme="majorHAnsi" w:hAnsiTheme="majorHAnsi" w:cstheme="majorHAnsi"/>
               </w:rPr>
-              <w:t>, decisión y comentario de rechazo cuando aplica.</w:t>
+              <w:t xml:space="preserve">, decisión y comentario de </w:t>
+            </w:r>
+            <w:r>
+              <w:rPr>
+                <w:rFonts w:asciiTheme="majorHAnsi" w:hAnsiTheme="majorHAnsi" w:cstheme="majorHAnsi"/>
+              </w:rPr>
+              <w:lastRenderedPageBreak/>
+              <w:t>rechazo cuando aplica.</w:t>
             </w:r>
           </w:p>
         </w:tc>
@@ -2983,16 +2959,7 @@
                 <w:sz w:val="18"/>
                 <w:szCs w:val="18"/>
               </w:rPr>
-              <w:t xml:space="preserve">; disponibilidad posterior de requerimientos aprobados para recepción de </w:t>
-            </w:r>
-            <w:r>
-              <w:rPr>
-                <w:rFonts w:ascii="Calibri" w:eastAsiaTheme="majorEastAsia" w:hAnsi="Calibri" w:cstheme="majorBidi"/>
-                <w:sz w:val="18"/>
-                <w:szCs w:val="18"/>
-              </w:rPr>
-              <w:lastRenderedPageBreak/>
-              <w:t>bodega.</w:t>
+              <w:t>; disponibilidad posterior de requerimientos aprobados para recepción de bodega.</w:t>
             </w:r>
           </w:p>
         </w:tc>
@@ -3018,7 +2985,6 @@
                 <w:sz w:val="18"/>
                 <w:szCs w:val="18"/>
               </w:rPr>
-              <w:lastRenderedPageBreak/>
               <w:t>HU-28</w:t>
             </w:r>
           </w:p>
@@ -3043,7 +3009,17 @@
                 <w:sz w:val="18"/>
                 <w:szCs w:val="18"/>
               </w:rPr>
-              <w:t>Gestión de Órdenes de Cambio con Validación Presupuestaria</w:t>
+              <w:t xml:space="preserve">Gestión de </w:t>
+            </w:r>
+            <w:r>
+              <w:rPr>
+                <w:rFonts w:ascii="Calibri" w:hAnsi="Calibri"/>
+                <w:color w:val="000000"/>
+                <w:sz w:val="18"/>
+                <w:szCs w:val="18"/>
+              </w:rPr>
+              <w:lastRenderedPageBreak/>
+              <w:t>Órdenes de Cambio con Validación Presupuestaria</w:t>
             </w:r>
           </w:p>
         </w:tc>
@@ -3068,6 +3044,7 @@
                 <w:sz w:val="18"/>
                 <w:szCs w:val="18"/>
               </w:rPr>
+              <w:lastRenderedPageBreak/>
               <w:t>HU</w:t>
             </w:r>
           </w:p>
@@ -3093,7 +3070,16 @@
                 <w:sz w:val="18"/>
                 <w:szCs w:val="18"/>
               </w:rPr>
-              <w:t>Órdenes de Cambio / Obra</w:t>
+              <w:t xml:space="preserve">Órdenes de </w:t>
+            </w:r>
+            <w:r>
+              <w:rPr>
+                <w:rFonts w:ascii="Calibri" w:eastAsiaTheme="majorEastAsia" w:hAnsi="Calibri" w:cstheme="majorBidi"/>
+                <w:sz w:val="18"/>
+                <w:szCs w:val="18"/>
+              </w:rPr>
+              <w:lastRenderedPageBreak/>
+              <w:t>Cambio / Obra</w:t>
             </w:r>
           </w:p>
         </w:tc>
@@ -3117,6 +3103,7 @@
                 <w:sz w:val="18"/>
                 <w:szCs w:val="18"/>
               </w:rPr>
+              <w:lastRenderedPageBreak/>
               <w:t>12</w:t>
             </w:r>
           </w:p>
@@ -3210,7 +3197,16 @@
                 <w:sz w:val="18"/>
                 <w:szCs w:val="18"/>
               </w:rPr>
-              <w:t xml:space="preserve"> protegido por autenticación; creación permitida para rol autorizado; validación de motivo obligatorio y cantidad adicional positiva; aprobación y rechazo de OC con RBAC para Admin y Presidente/Gerente; validación de excedente mediante GET /ordenes-cambio/validar-excedente.</w:t>
+              <w:t xml:space="preserve"> </w:t>
+            </w:r>
+            <w:r>
+              <w:rPr>
+                <w:rFonts w:ascii="Calibri" w:eastAsiaTheme="majorEastAsia" w:hAnsi="Calibri" w:cstheme="majorBidi"/>
+                <w:sz w:val="18"/>
+                <w:szCs w:val="18"/>
+              </w:rPr>
+              <w:lastRenderedPageBreak/>
+              <w:t>protegido por autenticación; creación permitida para rol autorizado; validación de motivo obligatorio y cantidad adicional positiva; aprobación y rechazo de OC con RBAC para Admin y Presidente/Gerente; validación de excedente mediante GET /ordenes-cambio/validar-excedente.</w:t>
             </w:r>
           </w:p>
         </w:tc>
@@ -3236,6 +3232,7 @@
                 <w:sz w:val="18"/>
                 <w:szCs w:val="18"/>
               </w:rPr>
+              <w:lastRenderedPageBreak/>
               <w:t>HU-29</w:t>
             </w:r>
           </w:p>
@@ -4761,7 +4758,6 @@
                 <w:sz w:val="24"/>
                 <w:szCs w:val="32"/>
               </w:rPr>
-              <w:lastRenderedPageBreak/>
               <w:t xml:space="preserve">El test A3-03 valida la lógica de negocio (409 si no EN_REVISION) mediante </w:t>
             </w:r>
             <w:proofErr w:type="spellStart"/>
@@ -4782,7 +4778,17 @@
                 <w:sz w:val="24"/>
                 <w:szCs w:val="32"/>
               </w:rPr>
-              <w:t xml:space="preserve"> de Prisma, sin depender de BD activa, garantizando cobertura en CI.</w:t>
+              <w:t xml:space="preserve"> de </w:t>
+            </w:r>
+            <w:r>
+              <w:rPr>
+                <w:rFonts w:ascii="Calibri" w:hAnsi="Calibri"/>
+                <w:color w:val="000000"/>
+                <w:sz w:val="24"/>
+                <w:szCs w:val="32"/>
+              </w:rPr>
+              <w:lastRenderedPageBreak/>
+              <w:t>Prisma, sin depender de BD activa, garantizando cobertura en CI.</w:t>
             </w:r>
           </w:p>
         </w:tc>
@@ -4813,6 +4819,7 @@
                 <w:sz w:val="24"/>
                 <w:szCs w:val="32"/>
               </w:rPr>
+              <w:lastRenderedPageBreak/>
               <w:t>audit.service.logAction</w:t>
             </w:r>
             <w:proofErr w:type="spellEnd"/>
@@ -6404,7 +6411,6 @@
                 <w:b w:val="0"/>
                 <w:color w:val="000000"/>
               </w:rPr>
-              <w:lastRenderedPageBreak/>
               <w:t>2</w:t>
             </w:r>
           </w:p>
@@ -6426,7 +6432,15 @@
                 <w:rFonts w:ascii="Calibri" w:hAnsi="Calibri"/>
                 <w:color w:val="000000"/>
               </w:rPr>
-              <w:t>Implementar exportación de informes en formato Excel (xlsx).</w:t>
+              <w:t xml:space="preserve">Implementar exportación de informes en formato </w:t>
+            </w:r>
+            <w:r>
+              <w:rPr>
+                <w:rFonts w:ascii="Calibri" w:hAnsi="Calibri"/>
+                <w:color w:val="000000"/>
+              </w:rPr>
+              <w:lastRenderedPageBreak/>
+              <w:t>Excel (xlsx).</w:t>
             </w:r>
           </w:p>
         </w:tc>
@@ -6446,7 +6460,16 @@
                 <w:rFonts w:ascii="Calibri" w:hAnsi="Calibri"/>
                 <w:color w:val="000000"/>
               </w:rPr>
-              <w:t>Isaac Sebastian Castro Muesmueran / Ivan Santiago Pulgar Leon</w:t>
+              <w:lastRenderedPageBreak/>
+              <w:t xml:space="preserve">Isaac Sebastian Castro Muesmueran / </w:t>
+            </w:r>
+            <w:r>
+              <w:rPr>
+                <w:rFonts w:ascii="Calibri" w:hAnsi="Calibri"/>
+                <w:color w:val="000000"/>
+              </w:rPr>
+              <w:lastRenderedPageBreak/>
+              <w:t>Ivan Santiago Pulgar Leon</w:t>
             </w:r>
           </w:p>
         </w:tc>
@@ -6473,6 +6496,7 @@
                 <w:b w:val="0"/>
                 <w:color w:val="000000"/>
               </w:rPr>
+              <w:lastRenderedPageBreak/>
               <w:t>3</w:t>
             </w:r>
           </w:p>
@@ -7393,13 +7417,13 @@
         <w:tblLook w:val="04A0" w:firstRow="1" w:lastRow="0" w:firstColumn="1" w:lastColumn="0" w:noHBand="0" w:noVBand="1"/>
       </w:tblPr>
       <w:tblGrid>
-        <w:gridCol w:w="817"/>
-        <w:gridCol w:w="2835"/>
+        <w:gridCol w:w="1242"/>
+        <w:gridCol w:w="3261"/>
       </w:tblGrid>
       <w:tr>
         <w:tc>
           <w:tcPr>
-            <w:tcW w:w="817" w:type="dxa"/>
+            <w:tcW w:w="1242" w:type="dxa"/>
             <w:shd w:val="clear" w:color="auto" w:fill="1F3864"/>
           </w:tcPr>
           <w:p>
@@ -7420,7 +7444,7 @@
         </w:tc>
         <w:tc>
           <w:tcPr>
-            <w:tcW w:w="2835" w:type="dxa"/>
+            <w:tcW w:w="3261" w:type="dxa"/>
             <w:shd w:val="clear" w:color="auto" w:fill="1F3864"/>
           </w:tcPr>
           <w:p>
@@ -7443,7 +7467,7 @@
       <w:tr>
         <w:tc>
           <w:tcPr>
-            <w:tcW w:w="817" w:type="dxa"/>
+            <w:tcW w:w="1242" w:type="dxa"/>
             <w:shd w:val="clear" w:color="auto" w:fill="D9E1F2"/>
           </w:tcPr>
           <w:p>
@@ -7464,7 +7488,7 @@
         </w:tc>
         <w:tc>
           <w:tcPr>
-            <w:tcW w:w="2835" w:type="dxa"/>
+            <w:tcW w:w="3261" w:type="dxa"/>
             <w:shd w:val="clear" w:color="auto" w:fill="D9E1F2"/>
           </w:tcPr>
           <w:p>
@@ -7486,7 +7510,7 @@
       <w:tr>
         <w:tc>
           <w:tcPr>
-            <w:tcW w:w="817" w:type="dxa"/>
+            <w:tcW w:w="1242" w:type="dxa"/>
             <w:shd w:val="clear" w:color="auto" w:fill="FFFFFF"/>
           </w:tcPr>
           <w:p>
@@ -7507,7 +7531,7 @@
         </w:tc>
         <w:tc>
           <w:tcPr>
-            <w:tcW w:w="2835" w:type="dxa"/>
+            <w:tcW w:w="3261" w:type="dxa"/>
             <w:shd w:val="clear" w:color="auto" w:fill="FFFFFF"/>
           </w:tcPr>
           <w:p>
@@ -7529,7 +7553,7 @@
       <w:tr>
         <w:tc>
           <w:tcPr>
-            <w:tcW w:w="817" w:type="dxa"/>
+            <w:tcW w:w="1242" w:type="dxa"/>
             <w:shd w:val="clear" w:color="auto" w:fill="D9E1F2"/>
           </w:tcPr>
           <w:p>
@@ -7550,7 +7574,7 @@
         </w:tc>
         <w:tc>
           <w:tcPr>
-            <w:tcW w:w="2835" w:type="dxa"/>
+            <w:tcW w:w="3261" w:type="dxa"/>
             <w:shd w:val="clear" w:color="auto" w:fill="D9E1F2"/>
           </w:tcPr>
           <w:p>
@@ -7572,7 +7596,7 @@
       <w:tr>
         <w:tc>
           <w:tcPr>
-            <w:tcW w:w="817" w:type="dxa"/>
+            <w:tcW w:w="1242" w:type="dxa"/>
             <w:shd w:val="clear" w:color="auto" w:fill="FFFFFF"/>
           </w:tcPr>
           <w:p>
@@ -7593,7 +7617,7 @@
         </w:tc>
         <w:tc>
           <w:tcPr>
-            <w:tcW w:w="2835" w:type="dxa"/>
+            <w:tcW w:w="3261" w:type="dxa"/>
             <w:shd w:val="clear" w:color="auto" w:fill="FFFFFF"/>
           </w:tcPr>
           <w:p>
@@ -7615,7 +7639,7 @@
       <w:tr>
         <w:tc>
           <w:tcPr>
-            <w:tcW w:w="817" w:type="dxa"/>
+            <w:tcW w:w="1242" w:type="dxa"/>
             <w:shd w:val="clear" w:color="auto" w:fill="D9E1F2"/>
           </w:tcPr>
           <w:p>
@@ -7636,7 +7660,7 @@
         </w:tc>
         <w:tc>
           <w:tcPr>
-            <w:tcW w:w="2835" w:type="dxa"/>
+            <w:tcW w:w="3261" w:type="dxa"/>
             <w:shd w:val="clear" w:color="auto" w:fill="D9E1F2"/>
           </w:tcPr>
           <w:p>
@@ -7658,7 +7682,7 @@
       <w:tr>
         <w:tc>
           <w:tcPr>
-            <w:tcW w:w="817" w:type="dxa"/>
+            <w:tcW w:w="1242" w:type="dxa"/>
             <w:shd w:val="clear" w:color="auto" w:fill="FFFFFF"/>
           </w:tcPr>
           <w:p>
@@ -7679,7 +7703,7 @@
         </w:tc>
         <w:tc>
           <w:tcPr>
-            <w:tcW w:w="2835" w:type="dxa"/>
+            <w:tcW w:w="3261" w:type="dxa"/>
             <w:shd w:val="clear" w:color="auto" w:fill="FFFFFF"/>
           </w:tcPr>
           <w:p>
@@ -7701,7 +7725,7 @@
       <w:tr>
         <w:tc>
           <w:tcPr>
-            <w:tcW w:w="817" w:type="dxa"/>
+            <w:tcW w:w="1242" w:type="dxa"/>
             <w:shd w:val="clear" w:color="auto" w:fill="D9E1F2"/>
           </w:tcPr>
           <w:p>
@@ -7722,7 +7746,7 @@
         </w:tc>
         <w:tc>
           <w:tcPr>
-            <w:tcW w:w="2835" w:type="dxa"/>
+            <w:tcW w:w="3261" w:type="dxa"/>
             <w:shd w:val="clear" w:color="auto" w:fill="D9E1F2"/>
           </w:tcPr>
           <w:p>
@@ -7744,7 +7768,7 @@
       <w:tr>
         <w:tc>
           <w:tcPr>
-            <w:tcW w:w="817" w:type="dxa"/>
+            <w:tcW w:w="1242" w:type="dxa"/>
             <w:shd w:val="clear" w:color="auto" w:fill="FFFFFF"/>
           </w:tcPr>
           <w:p>
@@ -7759,14 +7783,13 @@
                 <w:color w:val="000000"/>
                 <w:szCs w:val="28"/>
               </w:rPr>
-              <w:lastRenderedPageBreak/>
               <w:t>JWT</w:t>
             </w:r>
           </w:p>
         </w:tc>
         <w:tc>
           <w:tcPr>
-            <w:tcW w:w="2835" w:type="dxa"/>
+            <w:tcW w:w="3261" w:type="dxa"/>
             <w:shd w:val="clear" w:color="auto" w:fill="FFFFFF"/>
           </w:tcPr>
           <w:p>
@@ -7788,7 +7811,7 @@
       <w:tr>
         <w:tc>
           <w:tcPr>
-            <w:tcW w:w="817" w:type="dxa"/>
+            <w:tcW w:w="1242" w:type="dxa"/>
             <w:shd w:val="clear" w:color="auto" w:fill="D9E1F2"/>
           </w:tcPr>
           <w:p>
@@ -7803,13 +7826,14 @@
                 <w:color w:val="000000"/>
                 <w:szCs w:val="28"/>
               </w:rPr>
+              <w:lastRenderedPageBreak/>
               <w:t>API</w:t>
             </w:r>
           </w:p>
         </w:tc>
         <w:tc>
           <w:tcPr>
-            <w:tcW w:w="2835" w:type="dxa"/>
+            <w:tcW w:w="3261" w:type="dxa"/>
             <w:shd w:val="clear" w:color="auto" w:fill="D9E1F2"/>
           </w:tcPr>
           <w:p>
@@ -7831,7 +7855,7 @@
       <w:tr>
         <w:tc>
           <w:tcPr>
-            <w:tcW w:w="817" w:type="dxa"/>
+            <w:tcW w:w="1242" w:type="dxa"/>
             <w:shd w:val="clear" w:color="auto" w:fill="FFFFFF"/>
           </w:tcPr>
           <w:p>
@@ -7852,7 +7876,7 @@
         </w:tc>
         <w:tc>
           <w:tcPr>
-            <w:tcW w:w="2835" w:type="dxa"/>
+            <w:tcW w:w="3261" w:type="dxa"/>
             <w:shd w:val="clear" w:color="auto" w:fill="FFFFFF"/>
           </w:tcPr>
           <w:p>
@@ -7883,7 +7907,7 @@
       <w:tr>
         <w:tc>
           <w:tcPr>
-            <w:tcW w:w="817" w:type="dxa"/>
+            <w:tcW w:w="1242" w:type="dxa"/>
             <w:shd w:val="clear" w:color="auto" w:fill="D9E1F2"/>
           </w:tcPr>
           <w:p>
@@ -7904,7 +7928,7 @@
         </w:tc>
         <w:tc>
           <w:tcPr>
-            <w:tcW w:w="2835" w:type="dxa"/>
+            <w:tcW w:w="3261" w:type="dxa"/>
             <w:shd w:val="clear" w:color="auto" w:fill="D9E1F2"/>
           </w:tcPr>
           <w:p>
@@ -7926,7 +7950,7 @@
       <w:tr>
         <w:tc>
           <w:tcPr>
-            <w:tcW w:w="817" w:type="dxa"/>
+            <w:tcW w:w="1242" w:type="dxa"/>
             <w:shd w:val="clear" w:color="auto" w:fill="FFFFFF"/>
           </w:tcPr>
           <w:p>
@@ -7947,7 +7971,7 @@
         </w:tc>
         <w:tc>
           <w:tcPr>
-            <w:tcW w:w="2835" w:type="dxa"/>
+            <w:tcW w:w="3261" w:type="dxa"/>
             <w:shd w:val="clear" w:color="auto" w:fill="FFFFFF"/>
           </w:tcPr>
           <w:p>
@@ -7969,7 +7993,7 @@
       <w:tr>
         <w:tc>
           <w:tcPr>
-            <w:tcW w:w="817" w:type="dxa"/>
+            <w:tcW w:w="1242" w:type="dxa"/>
             <w:shd w:val="clear" w:color="auto" w:fill="D9E1F2"/>
           </w:tcPr>
           <w:p>
@@ -7990,7 +8014,7 @@
         </w:tc>
         <w:tc>
           <w:tcPr>
-            <w:tcW w:w="2835" w:type="dxa"/>
+            <w:tcW w:w="3261" w:type="dxa"/>
             <w:shd w:val="clear" w:color="auto" w:fill="D9E1F2"/>
           </w:tcPr>
           <w:p>
@@ -8012,7 +8036,7 @@
       <w:tr>
         <w:tc>
           <w:tcPr>
-            <w:tcW w:w="817" w:type="dxa"/>
+            <w:tcW w:w="1242" w:type="dxa"/>
             <w:shd w:val="clear" w:color="auto" w:fill="FFFFFF"/>
           </w:tcPr>
           <w:p>
@@ -8033,7 +8057,7 @@
         </w:tc>
         <w:tc>
           <w:tcPr>
-            <w:tcW w:w="2835" w:type="dxa"/>
+            <w:tcW w:w="3261" w:type="dxa"/>
             <w:shd w:val="clear" w:color="auto" w:fill="FFFFFF"/>
           </w:tcPr>
           <w:p>
@@ -8055,7 +8079,7 @@
       <w:tr>
         <w:tc>
           <w:tcPr>
-            <w:tcW w:w="817" w:type="dxa"/>
+            <w:tcW w:w="1242" w:type="dxa"/>
             <w:shd w:val="clear" w:color="auto" w:fill="D9E1F2"/>
           </w:tcPr>
           <w:p>
@@ -8076,7 +8100,7 @@
         </w:tc>
         <w:tc>
           <w:tcPr>
-            <w:tcW w:w="2835" w:type="dxa"/>
+            <w:tcW w:w="3261" w:type="dxa"/>
             <w:shd w:val="clear" w:color="auto" w:fill="D9E1F2"/>
           </w:tcPr>
           <w:p>
@@ -8098,7 +8122,7 @@
       <w:tr>
         <w:tc>
           <w:tcPr>
-            <w:tcW w:w="817" w:type="dxa"/>
+            <w:tcW w:w="1242" w:type="dxa"/>
             <w:shd w:val="clear" w:color="auto" w:fill="FFFFFF"/>
           </w:tcPr>
           <w:p>
@@ -8119,7 +8143,7 @@
         </w:tc>
         <w:tc>
           <w:tcPr>
-            <w:tcW w:w="2835" w:type="dxa"/>
+            <w:tcW w:w="3261" w:type="dxa"/>
             <w:shd w:val="clear" w:color="auto" w:fill="FFFFFF"/>
           </w:tcPr>
           <w:p>
@@ -9303,6 +9327,7 @@
   <w:style w:type="character" w:default="1" w:styleId="Fuentedeprrafopredeter">
     <w:name w:val="Default Paragraph Font"/>
     <w:uiPriority w:val="1"/>
+    <w:semiHidden/>
     <w:unhideWhenUsed/>
   </w:style>
   <w:style w:type="table" w:default="1" w:styleId="Tablanormal">

--- a/Documentos Base/Sprint 7 documentacion/Sprint_07_Retrospectiva_ICARO_V2.docx
+++ b/Documentos Base/Sprint 7 documentacion/Sprint_07_Retrospectiva_ICARO_V2.docx
@@ -2007,18 +2007,18 @@
     <w:tbl>
       <w:tblPr>
         <w:tblStyle w:val="Tablaconcuadrcula"/>
-        <w:tblW w:w="10401" w:type="dxa"/>
+        <w:tblW w:w="9606" w:type="dxa"/>
         <w:tblLook w:val="04A0" w:firstRow="1" w:lastRow="0" w:firstColumn="1" w:lastColumn="0" w:noHBand="0" w:noVBand="1"/>
       </w:tblPr>
       <w:tblGrid>
-        <w:gridCol w:w="728"/>
-        <w:gridCol w:w="1511"/>
-        <w:gridCol w:w="632"/>
-        <w:gridCol w:w="1515"/>
-        <w:gridCol w:w="572"/>
-        <w:gridCol w:w="572"/>
+        <w:gridCol w:w="705"/>
+        <w:gridCol w:w="1510"/>
+        <w:gridCol w:w="623"/>
+        <w:gridCol w:w="1488"/>
+        <w:gridCol w:w="569"/>
+        <w:gridCol w:w="569"/>
         <w:gridCol w:w="1123"/>
-        <w:gridCol w:w="3748"/>
+        <w:gridCol w:w="3019"/>
       </w:tblGrid>
       <w:tr>
         <w:tc>
@@ -2212,7 +2212,7 @@
         </w:tc>
         <w:tc>
           <w:tcPr>
-            <w:tcW w:w="3748" w:type="dxa"/>
+            <w:tcW w:w="2953" w:type="dxa"/>
             <w:shd w:val="clear" w:color="auto" w:fill="1F3864"/>
             <w:vAlign w:val="center"/>
           </w:tcPr>
@@ -2416,7 +2416,7 @@
         </w:tc>
         <w:tc>
           <w:tcPr>
-            <w:tcW w:w="3748" w:type="dxa"/>
+            <w:tcW w:w="2953" w:type="dxa"/>
             <w:shd w:val="clear" w:color="auto" w:fill="FFFFFF" w:themeFill="background1"/>
           </w:tcPr>
           <w:p>
@@ -2633,7 +2633,7 @@
         </w:tc>
         <w:tc>
           <w:tcPr>
-            <w:tcW w:w="3748" w:type="dxa"/>
+            <w:tcW w:w="2953" w:type="dxa"/>
             <w:shd w:val="clear" w:color="auto" w:fill="FFFFFF" w:themeFill="background1"/>
           </w:tcPr>
           <w:p>
@@ -2774,7 +2774,17 @@
                 <w:sz w:val="18"/>
                 <w:szCs w:val="18"/>
               </w:rPr>
-              <w:t>Bloqueo de Reprocesamiento de Estados Finales</w:t>
+              <w:t xml:space="preserve">Bloqueo de Reprocesamiento </w:t>
+            </w:r>
+            <w:r>
+              <w:rPr>
+                <w:rFonts w:ascii="Calibri" w:hAnsi="Calibri"/>
+                <w:color w:val="000000"/>
+                <w:sz w:val="18"/>
+                <w:szCs w:val="18"/>
+              </w:rPr>
+              <w:lastRenderedPageBreak/>
+              <w:t>de Estados Finales</w:t>
             </w:r>
           </w:p>
         </w:tc>
@@ -2799,6 +2809,7 @@
                 <w:sz w:val="18"/>
                 <w:szCs w:val="18"/>
               </w:rPr>
+              <w:lastRenderedPageBreak/>
               <w:t>HU</w:t>
             </w:r>
           </w:p>
@@ -2824,7 +2835,16 @@
                 <w:sz w:val="18"/>
                 <w:szCs w:val="18"/>
               </w:rPr>
-              <w:t>Compras / Control de Estados</w:t>
+              <w:t xml:space="preserve">Compras / Control de </w:t>
+            </w:r>
+            <w:r>
+              <w:rPr>
+                <w:rFonts w:ascii="Calibri" w:eastAsiaTheme="majorEastAsia" w:hAnsi="Calibri" w:cstheme="majorBidi"/>
+                <w:sz w:val="18"/>
+                <w:szCs w:val="18"/>
+              </w:rPr>
+              <w:lastRenderedPageBreak/>
+              <w:t>Estados</w:t>
             </w:r>
           </w:p>
         </w:tc>
@@ -2848,6 +2868,7 @@
                 <w:sz w:val="18"/>
                 <w:szCs w:val="18"/>
               </w:rPr>
+              <w:lastRenderedPageBreak/>
               <w:t>5</w:t>
             </w:r>
           </w:p>
@@ -2904,7 +2925,7 @@
         </w:tc>
         <w:tc>
           <w:tcPr>
-            <w:tcW w:w="3748" w:type="dxa"/>
+            <w:tcW w:w="2953" w:type="dxa"/>
             <w:shd w:val="clear" w:color="auto" w:fill="FFFFFF" w:themeFill="background1"/>
           </w:tcPr>
           <w:p>
@@ -2923,7 +2944,16 @@
                 <w:sz w:val="18"/>
                 <w:szCs w:val="18"/>
               </w:rPr>
-              <w:t xml:space="preserve">Validación de estado EN_REVISION antes de aprobar o rechazar; bloqueo con HTTP 409 cuando el requerimiento ya está en estado final; prevención de </w:t>
+              <w:t xml:space="preserve">Validación de estado EN_REVISION antes de aprobar o rechazar; bloqueo </w:t>
+            </w:r>
+            <w:r>
+              <w:rPr>
+                <w:rFonts w:ascii="Calibri" w:eastAsiaTheme="majorEastAsia" w:hAnsi="Calibri" w:cstheme="majorBidi"/>
+                <w:sz w:val="18"/>
+                <w:szCs w:val="18"/>
+              </w:rPr>
+              <w:lastRenderedPageBreak/>
+              <w:t xml:space="preserve">con HTTP 409 cuando el requerimiento ya está en estado final; prevención de </w:t>
             </w:r>
             <w:proofErr w:type="spellStart"/>
             <w:r>
@@ -2985,6 +3015,7 @@
                 <w:sz w:val="18"/>
                 <w:szCs w:val="18"/>
               </w:rPr>
+              <w:lastRenderedPageBreak/>
               <w:t>HU-28</w:t>
             </w:r>
           </w:p>
@@ -3009,17 +3040,7 @@
                 <w:sz w:val="18"/>
                 <w:szCs w:val="18"/>
               </w:rPr>
-              <w:t xml:space="preserve">Gestión de </w:t>
-            </w:r>
-            <w:r>
-              <w:rPr>
-                <w:rFonts w:ascii="Calibri" w:hAnsi="Calibri"/>
-                <w:color w:val="000000"/>
-                <w:sz w:val="18"/>
-                <w:szCs w:val="18"/>
-              </w:rPr>
-              <w:lastRenderedPageBreak/>
-              <w:t>Órdenes de Cambio con Validación Presupuestaria</w:t>
+              <w:t>Gestión de Órdenes de Cambio con Validación Presupuestaria</w:t>
             </w:r>
           </w:p>
         </w:tc>
@@ -3044,7 +3065,6 @@
                 <w:sz w:val="18"/>
                 <w:szCs w:val="18"/>
               </w:rPr>
-              <w:lastRenderedPageBreak/>
               <w:t>HU</w:t>
             </w:r>
           </w:p>
@@ -3070,16 +3090,7 @@
                 <w:sz w:val="18"/>
                 <w:szCs w:val="18"/>
               </w:rPr>
-              <w:t xml:space="preserve">Órdenes de </w:t>
-            </w:r>
-            <w:r>
-              <w:rPr>
-                <w:rFonts w:ascii="Calibri" w:eastAsiaTheme="majorEastAsia" w:hAnsi="Calibri" w:cstheme="majorBidi"/>
-                <w:sz w:val="18"/>
-                <w:szCs w:val="18"/>
-              </w:rPr>
-              <w:lastRenderedPageBreak/>
-              <w:t>Cambio / Obra</w:t>
+              <w:t>Órdenes de Cambio / Obra</w:t>
             </w:r>
           </w:p>
         </w:tc>
@@ -3103,7 +3114,6 @@
                 <w:sz w:val="18"/>
                 <w:szCs w:val="18"/>
               </w:rPr>
-              <w:lastRenderedPageBreak/>
               <w:t>12</w:t>
             </w:r>
           </w:p>
@@ -3160,7 +3170,7 @@
         </w:tc>
         <w:tc>
           <w:tcPr>
-            <w:tcW w:w="3748" w:type="dxa"/>
+            <w:tcW w:w="2953" w:type="dxa"/>
             <w:shd w:val="clear" w:color="auto" w:fill="FFFFFF" w:themeFill="background1"/>
           </w:tcPr>
           <w:p>
@@ -3197,16 +3207,7 @@
                 <w:sz w:val="18"/>
                 <w:szCs w:val="18"/>
               </w:rPr>
-              <w:t xml:space="preserve"> </w:t>
-            </w:r>
-            <w:r>
-              <w:rPr>
-                <w:rFonts w:ascii="Calibri" w:eastAsiaTheme="majorEastAsia" w:hAnsi="Calibri" w:cstheme="majorBidi"/>
-                <w:sz w:val="18"/>
-                <w:szCs w:val="18"/>
-              </w:rPr>
-              <w:lastRenderedPageBreak/>
-              <w:t>protegido por autenticación; creación permitida para rol autorizado; validación de motivo obligatorio y cantidad adicional positiva; aprobación y rechazo de OC con RBAC para Admin y Presidente/Gerente; validación de excedente mediante GET /ordenes-cambio/validar-excedente.</w:t>
+              <w:t xml:space="preserve"> protegido por autenticación; creación permitida para rol autorizado; validación de motivo obligatorio y cantidad adicional positiva; aprobación y rechazo de OC con RBAC para Admin y Presidente/Gerente; validación de excedente mediante GET /ordenes-cambio/validar-excedente.</w:t>
             </w:r>
           </w:p>
         </w:tc>
@@ -3232,7 +3233,6 @@
                 <w:sz w:val="18"/>
                 <w:szCs w:val="18"/>
               </w:rPr>
-              <w:lastRenderedPageBreak/>
               <w:t>HU-29</w:t>
             </w:r>
           </w:p>
@@ -3387,7 +3387,7 @@
         </w:tc>
         <w:tc>
           <w:tcPr>
-            <w:tcW w:w="3748" w:type="dxa"/>
+            <w:tcW w:w="2953" w:type="dxa"/>
             <w:shd w:val="clear" w:color="auto" w:fill="FFFFFF" w:themeFill="background1"/>
           </w:tcPr>
           <w:p>
@@ -3622,7 +3622,7 @@
         </w:tc>
         <w:tc>
           <w:tcPr>
-            <w:tcW w:w="3748" w:type="dxa"/>
+            <w:tcW w:w="2953" w:type="dxa"/>
             <w:shd w:val="clear" w:color="auto" w:fill="FFFFFF" w:themeFill="background1"/>
           </w:tcPr>
           <w:p>
@@ -4545,6 +4545,7 @@
         <w:rPr>
           <w:rFonts w:ascii="Calibri" w:hAnsi="Calibri"/>
         </w:rPr>
+        <w:lastRenderedPageBreak/>
         <w:t>8. Retrospectiva: análisis por categorías</w:t>
       </w:r>
     </w:p>
@@ -4778,17 +4779,7 @@
                 <w:sz w:val="24"/>
                 <w:szCs w:val="32"/>
               </w:rPr>
-              <w:t xml:space="preserve"> de </w:t>
-            </w:r>
-            <w:r>
-              <w:rPr>
-                <w:rFonts w:ascii="Calibri" w:hAnsi="Calibri"/>
-                <w:color w:val="000000"/>
-                <w:sz w:val="24"/>
-                <w:szCs w:val="32"/>
-              </w:rPr>
-              <w:lastRenderedPageBreak/>
-              <w:t>Prisma, sin depender de BD activa, garantizando cobertura en CI.</w:t>
+              <w:t xml:space="preserve"> de Prisma, sin depender de BD activa, garantizando cobertura en CI.</w:t>
             </w:r>
           </w:p>
         </w:tc>
@@ -4819,7 +4810,6 @@
                 <w:sz w:val="24"/>
                 <w:szCs w:val="32"/>
               </w:rPr>
-              <w:lastRenderedPageBreak/>
               <w:t>audit.service.logAction</w:t>
             </w:r>
             <w:proofErr w:type="spellEnd"/>
@@ -5924,6 +5914,7 @@
                 <w:color w:val="000000"/>
                 <w:sz w:val="18"/>
               </w:rPr>
+              <w:lastRenderedPageBreak/>
               <w:t>N° pruebas acumuladas del proyecto</w:t>
             </w:r>
           </w:p>
@@ -6432,15 +6423,7 @@
                 <w:rFonts w:ascii="Calibri" w:hAnsi="Calibri"/>
                 <w:color w:val="000000"/>
               </w:rPr>
-              <w:t xml:space="preserve">Implementar exportación de informes en formato </w:t>
-            </w:r>
-            <w:r>
-              <w:rPr>
-                <w:rFonts w:ascii="Calibri" w:hAnsi="Calibri"/>
-                <w:color w:val="000000"/>
-              </w:rPr>
-              <w:lastRenderedPageBreak/>
-              <w:t>Excel (xlsx).</w:t>
+              <w:t>Implementar exportación de informes en formato Excel (xlsx).</w:t>
             </w:r>
           </w:p>
         </w:tc>
@@ -6460,16 +6443,7 @@
                 <w:rFonts w:ascii="Calibri" w:hAnsi="Calibri"/>
                 <w:color w:val="000000"/>
               </w:rPr>
-              <w:lastRenderedPageBreak/>
-              <w:t xml:space="preserve">Isaac Sebastian Castro Muesmueran / </w:t>
-            </w:r>
-            <w:r>
-              <w:rPr>
-                <w:rFonts w:ascii="Calibri" w:hAnsi="Calibri"/>
-                <w:color w:val="000000"/>
-              </w:rPr>
-              <w:lastRenderedPageBreak/>
-              <w:t>Ivan Santiago Pulgar Leon</w:t>
+              <w:t>Isaac Sebastian Castro Muesmueran / Ivan Santiago Pulgar Leon</w:t>
             </w:r>
           </w:p>
         </w:tc>
@@ -6496,7 +6470,6 @@
                 <w:b w:val="0"/>
                 <w:color w:val="000000"/>
               </w:rPr>
-              <w:lastRenderedPageBreak/>
               <w:t>3</w:t>
             </w:r>
           </w:p>
@@ -7372,7 +7345,16 @@
                 <w:color w:val="000000"/>
                 <w:sz w:val="18"/>
               </w:rPr>
-              <w:t>46 casos de prueba CP-123 a CP-168 (100% PASS): Bandeja, Aprobación, Bloqueo, OC, E2E, RBAC.</w:t>
+              <w:t xml:space="preserve">46 casos de prueba CP-123 a CP-168 (100% PASS): Bandeja, Aprobación, Bloqueo, </w:t>
+            </w:r>
+            <w:r>
+              <w:rPr>
+                <w:rFonts w:ascii="Calibri" w:hAnsi="Calibri"/>
+                <w:color w:val="000000"/>
+                <w:sz w:val="18"/>
+              </w:rPr>
+              <w:lastRenderedPageBreak/>
+              <w:t>OC, E2E, RBAC.</w:t>
             </w:r>
           </w:p>
         </w:tc>
@@ -7393,6 +7375,7 @@
                 <w:color w:val="000000"/>
                 <w:sz w:val="18"/>
               </w:rPr>
+              <w:lastRenderedPageBreak/>
               <w:t>Sección 5 (DoD), Sección 8 (Categorías), Sección 9 (Métricas)</w:t>
             </w:r>
           </w:p>
@@ -7826,7 +7809,6 @@
                 <w:color w:val="000000"/>
                 <w:szCs w:val="28"/>
               </w:rPr>
-              <w:lastRenderedPageBreak/>
               <w:t>API</w:t>
             </w:r>
           </w:p>

--- a/Documentos Base/Sprint 7 documentacion/Sprint_07_Retrospectiva_ICARO_V2.docx
+++ b/Documentos Base/Sprint 7 documentacion/Sprint_07_Retrospectiva_ICARO_V2.docx
@@ -1793,7 +1793,31 @@
               <w:rPr>
                 <w:rFonts w:asciiTheme="majorHAnsi" w:hAnsiTheme="majorHAnsi" w:cstheme="majorHAnsi"/>
               </w:rPr>
-              <w:t xml:space="preserve"> integrado y ciclo crear → aprobar → bloqueo verificado.</w:t>
+              <w:t xml:space="preserve"> integrado y ciclo crear </w:t>
+            </w:r>
+            <w:r>
+              <w:rPr>
+                <w:rFonts w:asciiTheme="majorHAnsi" w:hAnsiTheme="majorHAnsi" w:cstheme="majorHAnsi"/>
+              </w:rPr>
+              <w:t>,</w:t>
+            </w:r>
+            <w:r>
+              <w:rPr>
+                <w:rFonts w:asciiTheme="majorHAnsi" w:hAnsiTheme="majorHAnsi" w:cstheme="majorHAnsi"/>
+              </w:rPr>
+              <w:t xml:space="preserve"> aprobar </w:t>
+            </w:r>
+            <w:r>
+              <w:rPr>
+                <w:rFonts w:asciiTheme="majorHAnsi" w:hAnsiTheme="majorHAnsi" w:cstheme="majorHAnsi"/>
+              </w:rPr>
+              <w:t>,</w:t>
+            </w:r>
+            <w:r>
+              <w:rPr>
+                <w:rFonts w:asciiTheme="majorHAnsi" w:hAnsiTheme="majorHAnsi" w:cstheme="majorHAnsi"/>
+              </w:rPr>
+              <w:t xml:space="preserve"> bloqueo verificado.</w:t>
             </w:r>
           </w:p>
         </w:tc>
@@ -3424,7 +3448,71 @@
                 <w:sz w:val="18"/>
                 <w:szCs w:val="18"/>
               </w:rPr>
-              <w:t xml:space="preserve">; registro de acciones críticas sobre requerimientos y órdenes de cambio; ciclos E2E crear → aprobar → bloquear y crear → rechazar → bloquear; validación de notificaciones y eventos asociados a </w:t>
+              <w:t xml:space="preserve">; registro de acciones críticas sobre requerimientos y órdenes de cambio; ciclos E2E crear </w:t>
+            </w:r>
+            <w:r>
+              <w:rPr>
+                <w:rFonts w:ascii="Calibri" w:eastAsiaTheme="majorEastAsia" w:hAnsi="Calibri" w:cstheme="majorBidi"/>
+                <w:sz w:val="18"/>
+                <w:szCs w:val="18"/>
+              </w:rPr>
+              <w:t>,</w:t>
+            </w:r>
+            <w:r>
+              <w:rPr>
+                <w:rFonts w:ascii="Calibri" w:eastAsiaTheme="majorEastAsia" w:hAnsi="Calibri" w:cstheme="majorBidi"/>
+                <w:sz w:val="18"/>
+                <w:szCs w:val="18"/>
+              </w:rPr>
+              <w:t xml:space="preserve"> aprobar </w:t>
+            </w:r>
+            <w:r>
+              <w:rPr>
+                <w:rFonts w:ascii="Calibri" w:eastAsiaTheme="majorEastAsia" w:hAnsi="Calibri" w:cstheme="majorBidi"/>
+                <w:sz w:val="18"/>
+                <w:szCs w:val="18"/>
+              </w:rPr>
+              <w:t>,</w:t>
+            </w:r>
+            <w:r>
+              <w:rPr>
+                <w:rFonts w:ascii="Calibri" w:eastAsiaTheme="majorEastAsia" w:hAnsi="Calibri" w:cstheme="majorBidi"/>
+                <w:sz w:val="18"/>
+                <w:szCs w:val="18"/>
+              </w:rPr>
+              <w:t xml:space="preserve"> bloquear y crear </w:t>
+            </w:r>
+            <w:r>
+              <w:rPr>
+                <w:rFonts w:ascii="Calibri" w:eastAsiaTheme="majorEastAsia" w:hAnsi="Calibri" w:cstheme="majorBidi"/>
+                <w:sz w:val="18"/>
+                <w:szCs w:val="18"/>
+              </w:rPr>
+              <w:t>,</w:t>
+            </w:r>
+            <w:r>
+              <w:rPr>
+                <w:rFonts w:ascii="Calibri" w:eastAsiaTheme="majorEastAsia" w:hAnsi="Calibri" w:cstheme="majorBidi"/>
+                <w:sz w:val="18"/>
+                <w:szCs w:val="18"/>
+              </w:rPr>
+              <w:t xml:space="preserve"> rechazar </w:t>
+            </w:r>
+            <w:r>
+              <w:rPr>
+                <w:rFonts w:ascii="Calibri" w:eastAsiaTheme="majorEastAsia" w:hAnsi="Calibri" w:cstheme="majorBidi"/>
+                <w:sz w:val="18"/>
+                <w:szCs w:val="18"/>
+              </w:rPr>
+              <w:t>,</w:t>
+            </w:r>
+            <w:r>
+              <w:rPr>
+                <w:rFonts w:ascii="Calibri" w:eastAsiaTheme="majorEastAsia" w:hAnsi="Calibri" w:cstheme="majorBidi"/>
+                <w:sz w:val="18"/>
+                <w:szCs w:val="18"/>
+              </w:rPr>
+              <w:t xml:space="preserve"> bloquear; validación de notificaciones y eventos asociados a </w:t>
             </w:r>
             <w:proofErr w:type="spellStart"/>
             <w:r>
@@ -4184,7 +4272,39 @@
                 <w:color w:val="000000"/>
                 <w:sz w:val="18"/>
               </w:rPr>
-              <w:t>crear→aprobar→bloqueo</w:t>
+              <w:t>crear</w:t>
+            </w:r>
+            <w:r>
+              <w:rPr>
+                <w:rFonts w:ascii="Calibri" w:hAnsi="Calibri"/>
+                <w:color w:val="000000"/>
+                <w:sz w:val="18"/>
+              </w:rPr>
+              <w:t>,</w:t>
+            </w:r>
+            <w:r>
+              <w:rPr>
+                <w:rFonts w:ascii="Calibri" w:hAnsi="Calibri"/>
+                <w:color w:val="000000"/>
+                <w:sz w:val="18"/>
+              </w:rPr>
+              <w:t>aprobar</w:t>
+            </w:r>
+            <w:r>
+              <w:rPr>
+                <w:rFonts w:ascii="Calibri" w:hAnsi="Calibri"/>
+                <w:color w:val="000000"/>
+                <w:sz w:val="18"/>
+              </w:rPr>
+              <w:t>,</w:t>
+            </w:r>
+            <w:r>
+              <w:rPr>
+                <w:rFonts w:ascii="Calibri" w:hAnsi="Calibri"/>
+                <w:color w:val="000000"/>
+                <w:sz w:val="18"/>
+              </w:rPr>
+              <w:t>bloqueo</w:t>
             </w:r>
             <w:proofErr w:type="spellEnd"/>
             <w:r>
@@ -4202,7 +4322,39 @@
                 <w:color w:val="000000"/>
                 <w:sz w:val="18"/>
               </w:rPr>
-              <w:t>crear→rechazar→bloqueo</w:t>
+              <w:t>crear</w:t>
+            </w:r>
+            <w:r>
+              <w:rPr>
+                <w:rFonts w:ascii="Calibri" w:hAnsi="Calibri"/>
+                <w:color w:val="000000"/>
+                <w:sz w:val="18"/>
+              </w:rPr>
+              <w:t>,</w:t>
+            </w:r>
+            <w:r>
+              <w:rPr>
+                <w:rFonts w:ascii="Calibri" w:hAnsi="Calibri"/>
+                <w:color w:val="000000"/>
+                <w:sz w:val="18"/>
+              </w:rPr>
+              <w:t>rechazar</w:t>
+            </w:r>
+            <w:r>
+              <w:rPr>
+                <w:rFonts w:ascii="Calibri" w:hAnsi="Calibri"/>
+                <w:color w:val="000000"/>
+                <w:sz w:val="18"/>
+              </w:rPr>
+              <w:t>,</w:t>
+            </w:r>
+            <w:r>
+              <w:rPr>
+                <w:rFonts w:ascii="Calibri" w:hAnsi="Calibri"/>
+                <w:color w:val="000000"/>
+                <w:sz w:val="18"/>
+              </w:rPr>
+              <w:t>bloqueo</w:t>
             </w:r>
             <w:proofErr w:type="spellEnd"/>
             <w:r>
@@ -5242,12 +5394,19 @@
             <w:shd w:val="clear" w:color="auto" w:fill="1F3864"/>
           </w:tcPr>
           <w:p>
+            <w:pPr>
+              <w:rPr>
+                <w:sz w:val="20"/>
+                <w:szCs w:val="24"/>
+              </w:rPr>
+            </w:pPr>
             <w:r>
               <w:rPr>
                 <w:rFonts w:ascii="Calibri" w:hAnsi="Calibri"/>
                 <w:b/>
                 <w:color w:val="FFFFFF"/>
-                <w:sz w:val="18"/>
+                <w:sz w:val="20"/>
+                <w:szCs w:val="24"/>
               </w:rPr>
               <w:t>Métrica</w:t>
             </w:r>
@@ -5259,12 +5418,19 @@
             <w:shd w:val="clear" w:color="auto" w:fill="1F3864"/>
           </w:tcPr>
           <w:p>
+            <w:pPr>
+              <w:rPr>
+                <w:sz w:val="20"/>
+                <w:szCs w:val="24"/>
+              </w:rPr>
+            </w:pPr>
             <w:r>
               <w:rPr>
                 <w:rFonts w:ascii="Calibri" w:hAnsi="Calibri"/>
                 <w:b/>
                 <w:color w:val="FFFFFF"/>
-                <w:sz w:val="18"/>
+                <w:sz w:val="20"/>
+                <w:szCs w:val="24"/>
               </w:rPr>
               <w:t>Valor planificado</w:t>
             </w:r>
@@ -5276,12 +5442,19 @@
             <w:shd w:val="clear" w:color="auto" w:fill="1F3864"/>
           </w:tcPr>
           <w:p>
+            <w:pPr>
+              <w:rPr>
+                <w:sz w:val="20"/>
+                <w:szCs w:val="24"/>
+              </w:rPr>
+            </w:pPr>
             <w:r>
               <w:rPr>
                 <w:rFonts w:ascii="Calibri" w:hAnsi="Calibri"/>
                 <w:b/>
                 <w:color w:val="FFFFFF"/>
-                <w:sz w:val="18"/>
+                <w:sz w:val="20"/>
+                <w:szCs w:val="24"/>
               </w:rPr>
               <w:t>Valor real</w:t>
             </w:r>
@@ -5295,12 +5468,19 @@
             <w:shd w:val="clear" w:color="auto" w:fill="D9E1F2"/>
           </w:tcPr>
           <w:p>
+            <w:pPr>
+              <w:rPr>
+                <w:sz w:val="20"/>
+                <w:szCs w:val="24"/>
+              </w:rPr>
+            </w:pPr>
             <w:r>
               <w:rPr>
                 <w:rFonts w:ascii="Calibri" w:hAnsi="Calibri"/>
                 <w:b/>
                 <w:color w:val="000000"/>
-                <w:sz w:val="18"/>
+                <w:sz w:val="20"/>
+                <w:szCs w:val="24"/>
               </w:rPr>
               <w:t>Story Points del sprint</w:t>
             </w:r>
@@ -5312,11 +5492,18 @@
             <w:shd w:val="clear" w:color="auto" w:fill="F2F2F2"/>
           </w:tcPr>
           <w:p>
-            <w:r>
-              <w:rPr>
-                <w:rFonts w:ascii="Calibri" w:hAnsi="Calibri"/>
-                <w:color w:val="000000"/>
-                <w:sz w:val="18"/>
+            <w:pPr>
+              <w:rPr>
+                <w:sz w:val="20"/>
+                <w:szCs w:val="24"/>
+              </w:rPr>
+            </w:pPr>
+            <w:r>
+              <w:rPr>
+                <w:rFonts w:ascii="Calibri" w:hAnsi="Calibri"/>
+                <w:color w:val="000000"/>
+                <w:sz w:val="20"/>
+                <w:szCs w:val="24"/>
               </w:rPr>
               <w:t>48 SP</w:t>
             </w:r>
@@ -5328,11 +5515,18 @@
             <w:shd w:val="clear" w:color="auto" w:fill="F2F2F2"/>
           </w:tcPr>
           <w:p>
-            <w:r>
-              <w:rPr>
-                <w:rFonts w:ascii="Calibri" w:hAnsi="Calibri"/>
-                <w:color w:val="000000"/>
-                <w:sz w:val="18"/>
+            <w:pPr>
+              <w:rPr>
+                <w:sz w:val="20"/>
+                <w:szCs w:val="24"/>
+              </w:rPr>
+            </w:pPr>
+            <w:r>
+              <w:rPr>
+                <w:rFonts w:ascii="Calibri" w:hAnsi="Calibri"/>
+                <w:color w:val="000000"/>
+                <w:sz w:val="20"/>
+                <w:szCs w:val="24"/>
               </w:rPr>
               <w:t>48 SP</w:t>
             </w:r>
@@ -5346,12 +5540,19 @@
             <w:shd w:val="clear" w:color="auto" w:fill="D9E1F2"/>
           </w:tcPr>
           <w:p>
+            <w:pPr>
+              <w:rPr>
+                <w:sz w:val="20"/>
+                <w:szCs w:val="24"/>
+              </w:rPr>
+            </w:pPr>
             <w:r>
               <w:rPr>
                 <w:rFonts w:ascii="Calibri" w:hAnsi="Calibri"/>
                 <w:b/>
                 <w:color w:val="000000"/>
-                <w:sz w:val="18"/>
+                <w:sz w:val="20"/>
+                <w:szCs w:val="24"/>
               </w:rPr>
               <w:t>N° historias de usuario (HU)</w:t>
             </w:r>
@@ -5363,11 +5564,18 @@
             <w:shd w:val="clear" w:color="auto" w:fill="FFFFFF"/>
           </w:tcPr>
           <w:p>
-            <w:r>
-              <w:rPr>
-                <w:rFonts w:ascii="Calibri" w:hAnsi="Calibri"/>
-                <w:color w:val="000000"/>
-                <w:sz w:val="18"/>
+            <w:pPr>
+              <w:rPr>
+                <w:sz w:val="20"/>
+                <w:szCs w:val="24"/>
+              </w:rPr>
+            </w:pPr>
+            <w:r>
+              <w:rPr>
+                <w:rFonts w:ascii="Calibri" w:hAnsi="Calibri"/>
+                <w:color w:val="000000"/>
+                <w:sz w:val="20"/>
+                <w:szCs w:val="24"/>
               </w:rPr>
               <w:t>5</w:t>
             </w:r>
@@ -5379,11 +5587,18 @@
             <w:shd w:val="clear" w:color="auto" w:fill="FFFFFF"/>
           </w:tcPr>
           <w:p>
-            <w:r>
-              <w:rPr>
-                <w:rFonts w:ascii="Calibri" w:hAnsi="Calibri"/>
-                <w:color w:val="000000"/>
-                <w:sz w:val="18"/>
+            <w:pPr>
+              <w:rPr>
+                <w:sz w:val="20"/>
+                <w:szCs w:val="24"/>
+              </w:rPr>
+            </w:pPr>
+            <w:r>
+              <w:rPr>
+                <w:rFonts w:ascii="Calibri" w:hAnsi="Calibri"/>
+                <w:color w:val="000000"/>
+                <w:sz w:val="20"/>
+                <w:szCs w:val="24"/>
               </w:rPr>
               <w:t>5</w:t>
             </w:r>
@@ -5397,12 +5612,19 @@
             <w:shd w:val="clear" w:color="auto" w:fill="D9E1F2"/>
           </w:tcPr>
           <w:p>
+            <w:pPr>
+              <w:rPr>
+                <w:sz w:val="20"/>
+                <w:szCs w:val="24"/>
+              </w:rPr>
+            </w:pPr>
             <w:r>
               <w:rPr>
                 <w:rFonts w:ascii="Calibri" w:hAnsi="Calibri"/>
                 <w:b/>
                 <w:color w:val="000000"/>
-                <w:sz w:val="18"/>
+                <w:sz w:val="20"/>
+                <w:szCs w:val="24"/>
               </w:rPr>
               <w:t>N° historias técnicas (HT)</w:t>
             </w:r>
@@ -5414,11 +5636,18 @@
             <w:shd w:val="clear" w:color="auto" w:fill="F2F2F2"/>
           </w:tcPr>
           <w:p>
-            <w:r>
-              <w:rPr>
-                <w:rFonts w:ascii="Calibri" w:hAnsi="Calibri"/>
-                <w:color w:val="000000"/>
-                <w:sz w:val="18"/>
+            <w:pPr>
+              <w:rPr>
+                <w:sz w:val="20"/>
+                <w:szCs w:val="24"/>
+              </w:rPr>
+            </w:pPr>
+            <w:r>
+              <w:rPr>
+                <w:rFonts w:ascii="Calibri" w:hAnsi="Calibri"/>
+                <w:color w:val="000000"/>
+                <w:sz w:val="20"/>
+                <w:szCs w:val="24"/>
               </w:rPr>
               <w:t>1</w:t>
             </w:r>
@@ -5430,11 +5659,18 @@
             <w:shd w:val="clear" w:color="auto" w:fill="F2F2F2"/>
           </w:tcPr>
           <w:p>
-            <w:r>
-              <w:rPr>
-                <w:rFonts w:ascii="Calibri" w:hAnsi="Calibri"/>
-                <w:color w:val="000000"/>
-                <w:sz w:val="18"/>
+            <w:pPr>
+              <w:rPr>
+                <w:sz w:val="20"/>
+                <w:szCs w:val="24"/>
+              </w:rPr>
+            </w:pPr>
+            <w:r>
+              <w:rPr>
+                <w:rFonts w:ascii="Calibri" w:hAnsi="Calibri"/>
+                <w:color w:val="000000"/>
+                <w:sz w:val="20"/>
+                <w:szCs w:val="24"/>
               </w:rPr>
               <w:t>1</w:t>
             </w:r>
@@ -5448,12 +5684,19 @@
             <w:shd w:val="clear" w:color="auto" w:fill="D9E1F2"/>
           </w:tcPr>
           <w:p>
+            <w:pPr>
+              <w:rPr>
+                <w:sz w:val="20"/>
+                <w:szCs w:val="24"/>
+              </w:rPr>
+            </w:pPr>
             <w:r>
               <w:rPr>
                 <w:rFonts w:ascii="Calibri" w:hAnsi="Calibri"/>
                 <w:b/>
                 <w:color w:val="000000"/>
-                <w:sz w:val="18"/>
+                <w:sz w:val="20"/>
+                <w:szCs w:val="24"/>
               </w:rPr>
               <w:t>N° ítems completados</w:t>
             </w:r>
@@ -5465,11 +5708,18 @@
             <w:shd w:val="clear" w:color="auto" w:fill="FFFFFF"/>
           </w:tcPr>
           <w:p>
-            <w:r>
-              <w:rPr>
-                <w:rFonts w:ascii="Calibri" w:hAnsi="Calibri"/>
-                <w:color w:val="000000"/>
-                <w:sz w:val="18"/>
+            <w:pPr>
+              <w:rPr>
+                <w:sz w:val="20"/>
+                <w:szCs w:val="24"/>
+              </w:rPr>
+            </w:pPr>
+            <w:r>
+              <w:rPr>
+                <w:rFonts w:ascii="Calibri" w:hAnsi="Calibri"/>
+                <w:color w:val="000000"/>
+                <w:sz w:val="20"/>
+                <w:szCs w:val="24"/>
               </w:rPr>
               <w:t>6</w:t>
             </w:r>
@@ -5481,11 +5731,18 @@
             <w:shd w:val="clear" w:color="auto" w:fill="FFFFFF"/>
           </w:tcPr>
           <w:p>
-            <w:r>
-              <w:rPr>
-                <w:rFonts w:ascii="Calibri" w:hAnsi="Calibri"/>
-                <w:color w:val="000000"/>
-                <w:sz w:val="18"/>
+            <w:pPr>
+              <w:rPr>
+                <w:sz w:val="20"/>
+                <w:szCs w:val="24"/>
+              </w:rPr>
+            </w:pPr>
+            <w:r>
+              <w:rPr>
+                <w:rFonts w:ascii="Calibri" w:hAnsi="Calibri"/>
+                <w:color w:val="000000"/>
+                <w:sz w:val="20"/>
+                <w:szCs w:val="24"/>
               </w:rPr>
               <w:t>6 (100%)</w:t>
             </w:r>
@@ -5499,12 +5756,19 @@
             <w:shd w:val="clear" w:color="auto" w:fill="D9E1F2"/>
           </w:tcPr>
           <w:p>
+            <w:pPr>
+              <w:rPr>
+                <w:sz w:val="20"/>
+                <w:szCs w:val="24"/>
+              </w:rPr>
+            </w:pPr>
             <w:r>
               <w:rPr>
                 <w:rFonts w:ascii="Calibri" w:hAnsi="Calibri"/>
                 <w:b/>
                 <w:color w:val="000000"/>
-                <w:sz w:val="18"/>
+                <w:sz w:val="20"/>
+                <w:szCs w:val="24"/>
               </w:rPr>
               <w:t>N° ítems bloqueados</w:t>
             </w:r>
@@ -5516,11 +5780,18 @@
             <w:shd w:val="clear" w:color="auto" w:fill="F2F2F2"/>
           </w:tcPr>
           <w:p>
-            <w:r>
-              <w:rPr>
-                <w:rFonts w:ascii="Calibri" w:hAnsi="Calibri"/>
-                <w:color w:val="000000"/>
-                <w:sz w:val="18"/>
+            <w:pPr>
+              <w:rPr>
+                <w:sz w:val="20"/>
+                <w:szCs w:val="24"/>
+              </w:rPr>
+            </w:pPr>
+            <w:r>
+              <w:rPr>
+                <w:rFonts w:ascii="Calibri" w:hAnsi="Calibri"/>
+                <w:color w:val="000000"/>
+                <w:sz w:val="20"/>
+                <w:szCs w:val="24"/>
               </w:rPr>
               <w:t>0</w:t>
             </w:r>
@@ -5532,11 +5803,18 @@
             <w:shd w:val="clear" w:color="auto" w:fill="F2F2F2"/>
           </w:tcPr>
           <w:p>
-            <w:r>
-              <w:rPr>
-                <w:rFonts w:ascii="Calibri" w:hAnsi="Calibri"/>
-                <w:color w:val="000000"/>
-                <w:sz w:val="18"/>
+            <w:pPr>
+              <w:rPr>
+                <w:sz w:val="20"/>
+                <w:szCs w:val="24"/>
+              </w:rPr>
+            </w:pPr>
+            <w:r>
+              <w:rPr>
+                <w:rFonts w:ascii="Calibri" w:hAnsi="Calibri"/>
+                <w:color w:val="000000"/>
+                <w:sz w:val="20"/>
+                <w:szCs w:val="24"/>
               </w:rPr>
               <w:t>0</w:t>
             </w:r>
@@ -5550,12 +5828,19 @@
             <w:shd w:val="clear" w:color="auto" w:fill="D9E1F2"/>
           </w:tcPr>
           <w:p>
+            <w:pPr>
+              <w:rPr>
+                <w:sz w:val="20"/>
+                <w:szCs w:val="24"/>
+              </w:rPr>
+            </w:pPr>
             <w:r>
               <w:rPr>
                 <w:rFonts w:ascii="Calibri" w:hAnsi="Calibri"/>
                 <w:b/>
                 <w:color w:val="000000"/>
-                <w:sz w:val="18"/>
+                <w:sz w:val="20"/>
+                <w:szCs w:val="24"/>
               </w:rPr>
               <w:t>Velocidad (SP/semana)</w:t>
             </w:r>
@@ -5567,11 +5852,18 @@
             <w:shd w:val="clear" w:color="auto" w:fill="FFFFFF"/>
           </w:tcPr>
           <w:p>
-            <w:r>
-              <w:rPr>
-                <w:rFonts w:ascii="Calibri" w:hAnsi="Calibri"/>
-                <w:color w:val="000000"/>
-                <w:sz w:val="18"/>
+            <w:pPr>
+              <w:rPr>
+                <w:sz w:val="20"/>
+                <w:szCs w:val="24"/>
+              </w:rPr>
+            </w:pPr>
+            <w:r>
+              <w:rPr>
+                <w:rFonts w:ascii="Calibri" w:hAnsi="Calibri"/>
+                <w:color w:val="000000"/>
+                <w:sz w:val="20"/>
+                <w:szCs w:val="24"/>
               </w:rPr>
               <w:t>48</w:t>
             </w:r>
@@ -5583,11 +5875,18 @@
             <w:shd w:val="clear" w:color="auto" w:fill="FFFFFF"/>
           </w:tcPr>
           <w:p>
-            <w:r>
-              <w:rPr>
-                <w:rFonts w:ascii="Calibri" w:hAnsi="Calibri"/>
-                <w:color w:val="000000"/>
-                <w:sz w:val="18"/>
+            <w:pPr>
+              <w:rPr>
+                <w:sz w:val="20"/>
+                <w:szCs w:val="24"/>
+              </w:rPr>
+            </w:pPr>
+            <w:r>
+              <w:rPr>
+                <w:rFonts w:ascii="Calibri" w:hAnsi="Calibri"/>
+                <w:color w:val="000000"/>
+                <w:sz w:val="20"/>
+                <w:szCs w:val="24"/>
               </w:rPr>
               <w:t>48</w:t>
             </w:r>
@@ -5601,12 +5900,19 @@
             <w:shd w:val="clear" w:color="auto" w:fill="D9E1F2"/>
           </w:tcPr>
           <w:p>
+            <w:pPr>
+              <w:rPr>
+                <w:sz w:val="20"/>
+                <w:szCs w:val="24"/>
+              </w:rPr>
+            </w:pPr>
             <w:r>
               <w:rPr>
                 <w:rFonts w:ascii="Calibri" w:hAnsi="Calibri"/>
                 <w:b/>
                 <w:color w:val="000000"/>
-                <w:sz w:val="18"/>
+                <w:sz w:val="20"/>
+                <w:szCs w:val="24"/>
               </w:rPr>
               <w:t>% Cumplimiento del backlog</w:t>
             </w:r>
@@ -5618,11 +5924,18 @@
             <w:shd w:val="clear" w:color="auto" w:fill="F2F2F2"/>
           </w:tcPr>
           <w:p>
-            <w:r>
-              <w:rPr>
-                <w:rFonts w:ascii="Calibri" w:hAnsi="Calibri"/>
-                <w:color w:val="000000"/>
-                <w:sz w:val="18"/>
+            <w:pPr>
+              <w:rPr>
+                <w:sz w:val="20"/>
+                <w:szCs w:val="24"/>
+              </w:rPr>
+            </w:pPr>
+            <w:r>
+              <w:rPr>
+                <w:rFonts w:ascii="Calibri" w:hAnsi="Calibri"/>
+                <w:color w:val="000000"/>
+                <w:sz w:val="20"/>
+                <w:szCs w:val="24"/>
               </w:rPr>
               <w:t>100%</w:t>
             </w:r>
@@ -5634,11 +5947,18 @@
             <w:shd w:val="clear" w:color="auto" w:fill="F2F2F2"/>
           </w:tcPr>
           <w:p>
-            <w:r>
-              <w:rPr>
-                <w:rFonts w:ascii="Calibri" w:hAnsi="Calibri"/>
-                <w:color w:val="000000"/>
-                <w:sz w:val="18"/>
+            <w:pPr>
+              <w:rPr>
+                <w:sz w:val="20"/>
+                <w:szCs w:val="24"/>
+              </w:rPr>
+            </w:pPr>
+            <w:r>
+              <w:rPr>
+                <w:rFonts w:ascii="Calibri" w:hAnsi="Calibri"/>
+                <w:color w:val="000000"/>
+                <w:sz w:val="20"/>
+                <w:szCs w:val="24"/>
               </w:rPr>
               <w:t>100%</w:t>
             </w:r>
@@ -5652,12 +5972,19 @@
             <w:shd w:val="clear" w:color="auto" w:fill="D9E1F2"/>
           </w:tcPr>
           <w:p>
+            <w:pPr>
+              <w:rPr>
+                <w:sz w:val="20"/>
+                <w:szCs w:val="24"/>
+              </w:rPr>
+            </w:pPr>
             <w:r>
               <w:rPr>
                 <w:rFonts w:ascii="Calibri" w:hAnsi="Calibri"/>
                 <w:b/>
                 <w:color w:val="000000"/>
-                <w:sz w:val="18"/>
+                <w:sz w:val="20"/>
+                <w:szCs w:val="24"/>
               </w:rPr>
               <w:t>N° pruebas automatizadas</w:t>
             </w:r>
@@ -5669,11 +5996,18 @@
             <w:shd w:val="clear" w:color="auto" w:fill="FFFFFF"/>
           </w:tcPr>
           <w:p>
-            <w:r>
-              <w:rPr>
-                <w:rFonts w:ascii="Calibri" w:hAnsi="Calibri"/>
-                <w:color w:val="000000"/>
-                <w:sz w:val="18"/>
+            <w:pPr>
+              <w:rPr>
+                <w:sz w:val="20"/>
+                <w:szCs w:val="24"/>
+              </w:rPr>
+            </w:pPr>
+            <w:r>
+              <w:rPr>
+                <w:rFonts w:ascii="Calibri" w:hAnsi="Calibri"/>
+                <w:color w:val="000000"/>
+                <w:sz w:val="20"/>
+                <w:szCs w:val="24"/>
               </w:rPr>
               <w:t>46</w:t>
             </w:r>
@@ -5685,11 +6019,18 @@
             <w:shd w:val="clear" w:color="auto" w:fill="FFFFFF"/>
           </w:tcPr>
           <w:p>
-            <w:r>
-              <w:rPr>
-                <w:rFonts w:ascii="Calibri" w:hAnsi="Calibri"/>
-                <w:color w:val="000000"/>
-                <w:sz w:val="18"/>
+            <w:pPr>
+              <w:rPr>
+                <w:sz w:val="20"/>
+                <w:szCs w:val="24"/>
+              </w:rPr>
+            </w:pPr>
+            <w:r>
+              <w:rPr>
+                <w:rFonts w:ascii="Calibri" w:hAnsi="Calibri"/>
+                <w:color w:val="000000"/>
+                <w:sz w:val="20"/>
+                <w:szCs w:val="24"/>
               </w:rPr>
               <w:t>46 (100% PASS)</w:t>
             </w:r>
@@ -5703,12 +6044,19 @@
             <w:shd w:val="clear" w:color="auto" w:fill="D9E1F2"/>
           </w:tcPr>
           <w:p>
+            <w:pPr>
+              <w:rPr>
+                <w:sz w:val="20"/>
+                <w:szCs w:val="24"/>
+              </w:rPr>
+            </w:pPr>
             <w:r>
               <w:rPr>
                 <w:rFonts w:ascii="Calibri" w:hAnsi="Calibri"/>
                 <w:b/>
                 <w:color w:val="000000"/>
-                <w:sz w:val="18"/>
+                <w:sz w:val="20"/>
+                <w:szCs w:val="24"/>
               </w:rPr>
               <w:t>N° módulos con cobertura &gt;= 80%</w:t>
             </w:r>
@@ -5720,11 +6068,18 @@
             <w:shd w:val="clear" w:color="auto" w:fill="F2F2F2"/>
           </w:tcPr>
           <w:p>
-            <w:r>
-              <w:rPr>
-                <w:rFonts w:ascii="Calibri" w:hAnsi="Calibri"/>
-                <w:color w:val="000000"/>
-                <w:sz w:val="18"/>
+            <w:pPr>
+              <w:rPr>
+                <w:sz w:val="20"/>
+                <w:szCs w:val="24"/>
+              </w:rPr>
+            </w:pPr>
+            <w:r>
+              <w:rPr>
+                <w:rFonts w:ascii="Calibri" w:hAnsi="Calibri"/>
+                <w:color w:val="000000"/>
+                <w:sz w:val="20"/>
+                <w:szCs w:val="24"/>
               </w:rPr>
               <w:t>6</w:t>
             </w:r>
@@ -5736,11 +6091,18 @@
             <w:shd w:val="clear" w:color="auto" w:fill="F2F2F2"/>
           </w:tcPr>
           <w:p>
-            <w:r>
-              <w:rPr>
-                <w:rFonts w:ascii="Calibri" w:hAnsi="Calibri"/>
-                <w:color w:val="000000"/>
-                <w:sz w:val="18"/>
+            <w:pPr>
+              <w:rPr>
+                <w:sz w:val="20"/>
+                <w:szCs w:val="24"/>
+              </w:rPr>
+            </w:pPr>
+            <w:r>
+              <w:rPr>
+                <w:rFonts w:ascii="Calibri" w:hAnsi="Calibri"/>
+                <w:color w:val="000000"/>
+                <w:sz w:val="20"/>
+                <w:szCs w:val="24"/>
               </w:rPr>
               <w:t>6 (Bandeja, Aprobación, Bloqueo, OC, E2E, RBAC)</w:t>
             </w:r>
@@ -5754,12 +6116,19 @@
             <w:shd w:val="clear" w:color="auto" w:fill="D9E1F2"/>
           </w:tcPr>
           <w:p>
+            <w:pPr>
+              <w:rPr>
+                <w:sz w:val="20"/>
+                <w:szCs w:val="24"/>
+              </w:rPr>
+            </w:pPr>
             <w:r>
               <w:rPr>
                 <w:rFonts w:ascii="Calibri" w:hAnsi="Calibri"/>
                 <w:b/>
                 <w:color w:val="000000"/>
-                <w:sz w:val="18"/>
+                <w:sz w:val="20"/>
+                <w:szCs w:val="24"/>
               </w:rPr>
               <w:t>N° defectos registrados</w:t>
             </w:r>
@@ -5771,11 +6140,18 @@
             <w:shd w:val="clear" w:color="auto" w:fill="FFFFFF"/>
           </w:tcPr>
           <w:p>
-            <w:r>
-              <w:rPr>
-                <w:rFonts w:ascii="Calibri" w:hAnsi="Calibri"/>
-                <w:color w:val="000000"/>
-                <w:sz w:val="18"/>
+            <w:pPr>
+              <w:rPr>
+                <w:sz w:val="20"/>
+                <w:szCs w:val="24"/>
+              </w:rPr>
+            </w:pPr>
+            <w:r>
+              <w:rPr>
+                <w:rFonts w:ascii="Calibri" w:hAnsi="Calibri"/>
+                <w:color w:val="000000"/>
+                <w:sz w:val="20"/>
+                <w:szCs w:val="24"/>
               </w:rPr>
               <w:t>0</w:t>
             </w:r>
@@ -5787,11 +6163,18 @@
             <w:shd w:val="clear" w:color="auto" w:fill="FFFFFF"/>
           </w:tcPr>
           <w:p>
-            <w:r>
-              <w:rPr>
-                <w:rFonts w:ascii="Calibri" w:hAnsi="Calibri"/>
-                <w:color w:val="000000"/>
-                <w:sz w:val="18"/>
+            <w:pPr>
+              <w:rPr>
+                <w:sz w:val="20"/>
+                <w:szCs w:val="24"/>
+              </w:rPr>
+            </w:pPr>
+            <w:r>
+              <w:rPr>
+                <w:rFonts w:ascii="Calibri" w:hAnsi="Calibri"/>
+                <w:color w:val="000000"/>
+                <w:sz w:val="20"/>
+                <w:szCs w:val="24"/>
               </w:rPr>
               <w:t>0</w:t>
             </w:r>
@@ -5805,13 +6188,21 @@
             <w:shd w:val="clear" w:color="auto" w:fill="D9E1F2"/>
           </w:tcPr>
           <w:p>
+            <w:pPr>
+              <w:rPr>
+                <w:sz w:val="20"/>
+                <w:szCs w:val="24"/>
+              </w:rPr>
+            </w:pPr>
             <w:r>
               <w:rPr>
                 <w:rFonts w:ascii="Calibri" w:hAnsi="Calibri"/>
                 <w:b/>
                 <w:color w:val="000000"/>
-                <w:sz w:val="18"/>
-              </w:rPr>
+                <w:sz w:val="20"/>
+                <w:szCs w:val="24"/>
+              </w:rPr>
+              <w:lastRenderedPageBreak/>
               <w:t>Compromisos Sprint 06 §8.3 cumplidos</w:t>
             </w:r>
           </w:p>
@@ -5822,11 +6213,18 @@
             <w:shd w:val="clear" w:color="auto" w:fill="F2F2F2"/>
           </w:tcPr>
           <w:p>
-            <w:r>
-              <w:rPr>
-                <w:rFonts w:ascii="Calibri" w:hAnsi="Calibri"/>
-                <w:color w:val="000000"/>
-                <w:sz w:val="18"/>
+            <w:pPr>
+              <w:rPr>
+                <w:sz w:val="20"/>
+                <w:szCs w:val="24"/>
+              </w:rPr>
+            </w:pPr>
+            <w:r>
+              <w:rPr>
+                <w:rFonts w:ascii="Calibri" w:hAnsi="Calibri"/>
+                <w:color w:val="000000"/>
+                <w:sz w:val="20"/>
+                <w:szCs w:val="24"/>
               </w:rPr>
               <w:t>6/6</w:t>
             </w:r>
@@ -5838,11 +6236,18 @@
             <w:shd w:val="clear" w:color="auto" w:fill="F2F2F2"/>
           </w:tcPr>
           <w:p>
-            <w:r>
-              <w:rPr>
-                <w:rFonts w:ascii="Calibri" w:hAnsi="Calibri"/>
-                <w:color w:val="000000"/>
-                <w:sz w:val="18"/>
+            <w:pPr>
+              <w:rPr>
+                <w:sz w:val="20"/>
+                <w:szCs w:val="24"/>
+              </w:rPr>
+            </w:pPr>
+            <w:r>
+              <w:rPr>
+                <w:rFonts w:ascii="Calibri" w:hAnsi="Calibri"/>
+                <w:color w:val="000000"/>
+                <w:sz w:val="20"/>
+                <w:szCs w:val="24"/>
               </w:rPr>
               <w:t>3 cumplidos + 1 parcial + 2 diferidos</w:t>
             </w:r>
@@ -5856,12 +6261,19 @@
             <w:shd w:val="clear" w:color="auto" w:fill="D9E1F2"/>
           </w:tcPr>
           <w:p>
+            <w:pPr>
+              <w:rPr>
+                <w:sz w:val="20"/>
+                <w:szCs w:val="24"/>
+              </w:rPr>
+            </w:pPr>
             <w:r>
               <w:rPr>
                 <w:rFonts w:ascii="Calibri" w:hAnsi="Calibri"/>
                 <w:b/>
                 <w:color w:val="000000"/>
-                <w:sz w:val="18"/>
+                <w:sz w:val="20"/>
+                <w:szCs w:val="24"/>
               </w:rPr>
               <w:t>Deudas técnicas cerradas</w:t>
             </w:r>
@@ -5873,11 +6285,18 @@
             <w:shd w:val="clear" w:color="auto" w:fill="FFFFFF"/>
           </w:tcPr>
           <w:p>
-            <w:r>
-              <w:rPr>
-                <w:rFonts w:ascii="Calibri" w:hAnsi="Calibri"/>
-                <w:color w:val="000000"/>
-                <w:sz w:val="18"/>
+            <w:pPr>
+              <w:rPr>
+                <w:sz w:val="20"/>
+                <w:szCs w:val="24"/>
+              </w:rPr>
+            </w:pPr>
+            <w:r>
+              <w:rPr>
+                <w:rFonts w:ascii="Calibri" w:hAnsi="Calibri"/>
+                <w:color w:val="000000"/>
+                <w:sz w:val="20"/>
+                <w:szCs w:val="24"/>
               </w:rPr>
               <w:t>0</w:t>
             </w:r>
@@ -5889,11 +6308,18 @@
             <w:shd w:val="clear" w:color="auto" w:fill="FFFFFF"/>
           </w:tcPr>
           <w:p>
-            <w:r>
-              <w:rPr>
-                <w:rFonts w:ascii="Calibri" w:hAnsi="Calibri"/>
-                <w:color w:val="000000"/>
-                <w:sz w:val="18"/>
+            <w:pPr>
+              <w:rPr>
+                <w:sz w:val="20"/>
+                <w:szCs w:val="24"/>
+              </w:rPr>
+            </w:pPr>
+            <w:r>
+              <w:rPr>
+                <w:rFonts w:ascii="Calibri" w:hAnsi="Calibri"/>
+                <w:color w:val="000000"/>
+                <w:sz w:val="20"/>
+                <w:szCs w:val="24"/>
               </w:rPr>
               <w:t>0</w:t>
             </w:r>
@@ -5907,14 +6333,20 @@
             <w:shd w:val="clear" w:color="auto" w:fill="D9E1F2"/>
           </w:tcPr>
           <w:p>
+            <w:pPr>
+              <w:rPr>
+                <w:sz w:val="20"/>
+                <w:szCs w:val="24"/>
+              </w:rPr>
+            </w:pPr>
             <w:r>
               <w:rPr>
                 <w:rFonts w:ascii="Calibri" w:hAnsi="Calibri"/>
                 <w:b/>
                 <w:color w:val="000000"/>
-                <w:sz w:val="18"/>
-              </w:rPr>
-              <w:lastRenderedPageBreak/>
+                <w:sz w:val="20"/>
+                <w:szCs w:val="24"/>
+              </w:rPr>
               <w:t>N° pruebas acumuladas del proyecto</w:t>
             </w:r>
           </w:p>
@@ -5925,11 +6357,18 @@
             <w:shd w:val="clear" w:color="auto" w:fill="F2F2F2"/>
           </w:tcPr>
           <w:p>
-            <w:r>
-              <w:rPr>
-                <w:rFonts w:ascii="Calibri" w:hAnsi="Calibri"/>
-                <w:color w:val="000000"/>
-                <w:sz w:val="18"/>
+            <w:pPr>
+              <w:rPr>
+                <w:sz w:val="20"/>
+                <w:szCs w:val="24"/>
+              </w:rPr>
+            </w:pPr>
+            <w:r>
+              <w:rPr>
+                <w:rFonts w:ascii="Calibri" w:hAnsi="Calibri"/>
+                <w:color w:val="000000"/>
+                <w:sz w:val="20"/>
+                <w:szCs w:val="24"/>
               </w:rPr>
               <w:t>168</w:t>
             </w:r>
@@ -5941,11 +6380,18 @@
             <w:shd w:val="clear" w:color="auto" w:fill="F2F2F2"/>
           </w:tcPr>
           <w:p>
-            <w:r>
-              <w:rPr>
-                <w:rFonts w:ascii="Calibri" w:hAnsi="Calibri"/>
-                <w:color w:val="000000"/>
-                <w:sz w:val="18"/>
+            <w:pPr>
+              <w:rPr>
+                <w:sz w:val="20"/>
+                <w:szCs w:val="24"/>
+              </w:rPr>
+            </w:pPr>
+            <w:r>
+              <w:rPr>
+                <w:rFonts w:ascii="Calibri" w:hAnsi="Calibri"/>
+                <w:color w:val="000000"/>
+                <w:sz w:val="20"/>
+                <w:szCs w:val="24"/>
               </w:rPr>
               <w:t>168 (100% PASS)</w:t>
             </w:r>
@@ -5959,12 +6405,19 @@
             <w:shd w:val="clear" w:color="auto" w:fill="D9E1F2"/>
           </w:tcPr>
           <w:p>
+            <w:pPr>
+              <w:rPr>
+                <w:sz w:val="20"/>
+                <w:szCs w:val="24"/>
+              </w:rPr>
+            </w:pPr>
             <w:r>
               <w:rPr>
                 <w:rFonts w:ascii="Calibri" w:hAnsi="Calibri"/>
                 <w:b/>
                 <w:color w:val="000000"/>
-                <w:sz w:val="18"/>
+                <w:sz w:val="20"/>
+                <w:szCs w:val="24"/>
               </w:rPr>
               <w:t>Calidad general del sprint</w:t>
             </w:r>
@@ -5976,11 +6429,18 @@
             <w:shd w:val="clear" w:color="auto" w:fill="FFFFFF"/>
           </w:tcPr>
           <w:p>
-            <w:r>
-              <w:rPr>
-                <w:rFonts w:ascii="Calibri" w:hAnsi="Calibri"/>
-                <w:color w:val="000000"/>
-                <w:sz w:val="18"/>
+            <w:pPr>
+              <w:rPr>
+                <w:sz w:val="20"/>
+                <w:szCs w:val="24"/>
+              </w:rPr>
+            </w:pPr>
+            <w:r>
+              <w:rPr>
+                <w:rFonts w:ascii="Calibri" w:hAnsi="Calibri"/>
+                <w:color w:val="000000"/>
+                <w:sz w:val="20"/>
+                <w:szCs w:val="24"/>
               </w:rPr>
               <w:t>Alta</w:t>
             </w:r>
@@ -5992,11 +6452,18 @@
             <w:shd w:val="clear" w:color="auto" w:fill="FFFFFF"/>
           </w:tcPr>
           <w:p>
-            <w:r>
-              <w:rPr>
-                <w:rFonts w:ascii="Calibri" w:hAnsi="Calibri"/>
-                <w:color w:val="000000"/>
-                <w:sz w:val="18"/>
+            <w:pPr>
+              <w:rPr>
+                <w:sz w:val="20"/>
+                <w:szCs w:val="24"/>
+              </w:rPr>
+            </w:pPr>
+            <w:r>
+              <w:rPr>
+                <w:rFonts w:ascii="Calibri" w:hAnsi="Calibri"/>
+                <w:color w:val="000000"/>
+                <w:sz w:val="20"/>
+                <w:szCs w:val="24"/>
               </w:rPr>
               <w:t>Alta</w:t>
             </w:r>
@@ -6869,7 +7336,23 @@
                 <w:color w:val="000000"/>
                 <w:sz w:val="20"/>
               </w:rPr>
-              <w:t>El sistema cuenta con: autenticación JWT, CRUD usuarios/proyectos, avances, materiales/bodega, requerimientos de compra con ciclo completo de aprobación (EN_REVISION→APROBADO/RECHAZADO), órdenes de cambio, notificaciones, planilla mensual PDF, cierre contable mensual y auditoría completa. 168 pruebas acumuladas al 100% PASS (CP-001 a CP-168).</w:t>
+              <w:t>El sistema cuenta con: autenticación JWT, CRUD usuarios/proyectos, avances, materiales/bodega, requerimientos de compra con ciclo completo de aprobación (EN_REVISION</w:t>
+            </w:r>
+            <w:r>
+              <w:rPr>
+                <w:rFonts w:ascii="Calibri" w:hAnsi="Calibri"/>
+                <w:color w:val="000000"/>
+                <w:sz w:val="20"/>
+              </w:rPr>
+              <w:t>,</w:t>
+            </w:r>
+            <w:r>
+              <w:rPr>
+                <w:rFonts w:ascii="Calibri" w:hAnsi="Calibri"/>
+                <w:color w:val="000000"/>
+                <w:sz w:val="20"/>
+              </w:rPr>
+              <w:t>APROBADO/RECHAZADO), órdenes de cambio, notificaciones, planilla mensual PDF, cierre contable mensual y auditoría completa. 168 pruebas acumuladas al 100% PASS (CP-001 a CP-168).</w:t>
             </w:r>
           </w:p>
         </w:tc>
@@ -7255,7 +7738,16 @@
                 <w:color w:val="000000"/>
                 <w:sz w:val="18"/>
               </w:rPr>
-              <w:t>Comparación planificado vs. realizado. 48/48 SP, 0 desvíos.</w:t>
+              <w:t xml:space="preserve">Comparación planificado vs. realizado. 48/48 SP, 0 </w:t>
+            </w:r>
+            <w:r>
+              <w:rPr>
+                <w:rFonts w:ascii="Calibri" w:hAnsi="Calibri"/>
+                <w:color w:val="000000"/>
+                <w:sz w:val="18"/>
+              </w:rPr>
+              <w:lastRenderedPageBreak/>
+              <w:t>desvíos.</w:t>
             </w:r>
           </w:p>
         </w:tc>
@@ -7276,6 +7768,7 @@
                 <w:color w:val="000000"/>
                 <w:sz w:val="18"/>
               </w:rPr>
+              <w:lastRenderedPageBreak/>
               <w:t>Secciones 6, 9 (Métricas), 12 (Conclusiones)</w:t>
             </w:r>
           </w:p>
@@ -7345,16 +7838,7 @@
                 <w:color w:val="000000"/>
                 <w:sz w:val="18"/>
               </w:rPr>
-              <w:t xml:space="preserve">46 casos de prueba CP-123 a CP-168 (100% PASS): Bandeja, Aprobación, Bloqueo, </w:t>
-            </w:r>
-            <w:r>
-              <w:rPr>
-                <w:rFonts w:ascii="Calibri" w:hAnsi="Calibri"/>
-                <w:color w:val="000000"/>
-                <w:sz w:val="18"/>
-              </w:rPr>
-              <w:lastRenderedPageBreak/>
-              <w:t>OC, E2E, RBAC.</w:t>
+              <w:t>46 casos de prueba CP-123 a CP-168 (100% PASS): Bandeja, Aprobación, Bloqueo, OC, E2E, RBAC.</w:t>
             </w:r>
           </w:p>
         </w:tc>
@@ -7375,7 +7859,6 @@
                 <w:color w:val="000000"/>
                 <w:sz w:val="18"/>
               </w:rPr>
-              <w:lastRenderedPageBreak/>
               <w:t>Sección 5 (DoD), Sección 8 (Categorías), Sección 9 (Métricas)</w:t>
             </w:r>
           </w:p>
@@ -7401,7 +7884,7 @@
       </w:tblPr>
       <w:tblGrid>
         <w:gridCol w:w="1242"/>
-        <w:gridCol w:w="3261"/>
+        <w:gridCol w:w="3544"/>
       </w:tblGrid>
       <w:tr>
         <w:tc>
@@ -7427,7 +7910,7 @@
         </w:tc>
         <w:tc>
           <w:tcPr>
-            <w:tcW w:w="3261" w:type="dxa"/>
+            <w:tcW w:w="3544" w:type="dxa"/>
             <w:shd w:val="clear" w:color="auto" w:fill="1F3864"/>
           </w:tcPr>
           <w:p>
@@ -7471,7 +7954,7 @@
         </w:tc>
         <w:tc>
           <w:tcPr>
-            <w:tcW w:w="3261" w:type="dxa"/>
+            <w:tcW w:w="3544" w:type="dxa"/>
             <w:shd w:val="clear" w:color="auto" w:fill="D9E1F2"/>
           </w:tcPr>
           <w:p>
@@ -7514,7 +7997,7 @@
         </w:tc>
         <w:tc>
           <w:tcPr>
-            <w:tcW w:w="3261" w:type="dxa"/>
+            <w:tcW w:w="3544" w:type="dxa"/>
             <w:shd w:val="clear" w:color="auto" w:fill="FFFFFF"/>
           </w:tcPr>
           <w:p>
@@ -7557,7 +8040,7 @@
         </w:tc>
         <w:tc>
           <w:tcPr>
-            <w:tcW w:w="3261" w:type="dxa"/>
+            <w:tcW w:w="3544" w:type="dxa"/>
             <w:shd w:val="clear" w:color="auto" w:fill="D9E1F2"/>
           </w:tcPr>
           <w:p>
@@ -7600,7 +8083,7 @@
         </w:tc>
         <w:tc>
           <w:tcPr>
-            <w:tcW w:w="3261" w:type="dxa"/>
+            <w:tcW w:w="3544" w:type="dxa"/>
             <w:shd w:val="clear" w:color="auto" w:fill="FFFFFF"/>
           </w:tcPr>
           <w:p>
@@ -7643,7 +8126,7 @@
         </w:tc>
         <w:tc>
           <w:tcPr>
-            <w:tcW w:w="3261" w:type="dxa"/>
+            <w:tcW w:w="3544" w:type="dxa"/>
             <w:shd w:val="clear" w:color="auto" w:fill="D9E1F2"/>
           </w:tcPr>
           <w:p>
@@ -7686,7 +8169,7 @@
         </w:tc>
         <w:tc>
           <w:tcPr>
-            <w:tcW w:w="3261" w:type="dxa"/>
+            <w:tcW w:w="3544" w:type="dxa"/>
             <w:shd w:val="clear" w:color="auto" w:fill="FFFFFF"/>
           </w:tcPr>
           <w:p>
@@ -7729,7 +8212,7 @@
         </w:tc>
         <w:tc>
           <w:tcPr>
-            <w:tcW w:w="3261" w:type="dxa"/>
+            <w:tcW w:w="3544" w:type="dxa"/>
             <w:shd w:val="clear" w:color="auto" w:fill="D9E1F2"/>
           </w:tcPr>
           <w:p>
@@ -7772,7 +8255,7 @@
         </w:tc>
         <w:tc>
           <w:tcPr>
-            <w:tcW w:w="3261" w:type="dxa"/>
+            <w:tcW w:w="3544" w:type="dxa"/>
             <w:shd w:val="clear" w:color="auto" w:fill="FFFFFF"/>
           </w:tcPr>
           <w:p>
@@ -7815,7 +8298,7 @@
         </w:tc>
         <w:tc>
           <w:tcPr>
-            <w:tcW w:w="3261" w:type="dxa"/>
+            <w:tcW w:w="3544" w:type="dxa"/>
             <w:shd w:val="clear" w:color="auto" w:fill="D9E1F2"/>
           </w:tcPr>
           <w:p>
@@ -7858,7 +8341,7 @@
         </w:tc>
         <w:tc>
           <w:tcPr>
-            <w:tcW w:w="3261" w:type="dxa"/>
+            <w:tcW w:w="3544" w:type="dxa"/>
             <w:shd w:val="clear" w:color="auto" w:fill="FFFFFF"/>
           </w:tcPr>
           <w:p>
@@ -7910,7 +8393,7 @@
         </w:tc>
         <w:tc>
           <w:tcPr>
-            <w:tcW w:w="3261" w:type="dxa"/>
+            <w:tcW w:w="3544" w:type="dxa"/>
             <w:shd w:val="clear" w:color="auto" w:fill="D9E1F2"/>
           </w:tcPr>
           <w:p>
@@ -7953,7 +8436,7 @@
         </w:tc>
         <w:tc>
           <w:tcPr>
-            <w:tcW w:w="3261" w:type="dxa"/>
+            <w:tcW w:w="3544" w:type="dxa"/>
             <w:shd w:val="clear" w:color="auto" w:fill="FFFFFF"/>
           </w:tcPr>
           <w:p>
@@ -7996,7 +8479,7 @@
         </w:tc>
         <w:tc>
           <w:tcPr>
-            <w:tcW w:w="3261" w:type="dxa"/>
+            <w:tcW w:w="3544" w:type="dxa"/>
             <w:shd w:val="clear" w:color="auto" w:fill="D9E1F2"/>
           </w:tcPr>
           <w:p>
@@ -8039,7 +8522,7 @@
         </w:tc>
         <w:tc>
           <w:tcPr>
-            <w:tcW w:w="3261" w:type="dxa"/>
+            <w:tcW w:w="3544" w:type="dxa"/>
             <w:shd w:val="clear" w:color="auto" w:fill="FFFFFF"/>
           </w:tcPr>
           <w:p>
@@ -8082,7 +8565,7 @@
         </w:tc>
         <w:tc>
           <w:tcPr>
-            <w:tcW w:w="3261" w:type="dxa"/>
+            <w:tcW w:w="3544" w:type="dxa"/>
             <w:shd w:val="clear" w:color="auto" w:fill="D9E1F2"/>
           </w:tcPr>
           <w:p>
@@ -8125,7 +8608,7 @@
         </w:tc>
         <w:tc>
           <w:tcPr>
-            <w:tcW w:w="3261" w:type="dxa"/>
+            <w:tcW w:w="3544" w:type="dxa"/>
             <w:shd w:val="clear" w:color="auto" w:fill="FFFFFF"/>
           </w:tcPr>
           <w:p>
